--- a/参考文档/HAJIMI_概要设计文档_V3.8.docx
+++ b/参考文档/HAJIMI_概要设计文档_V3.8.docx
@@ -28,12 +28,7 @@
         <w:jc w:val="center"/>
       </w:pPr>
       <w:r>
-        <w:rPr>
-          <w:rFonts w:ascii="黑体" w:hAnsi="黑体" w:eastAsia="黑体"/>
-          <w:b/>
-          <w:sz w:val="56"/>
-        </w:rPr>
-        <w:t>《HAJIMI — 智能桌面指引助手》</w:t>
+        <w:t>《HAJIMI — 自动操作助手》</w:t>
       </w:r>
     </w:p>
     <w:p>
@@ -61,13 +56,7 @@
         <w:jc w:val="center"/>
       </w:pPr>
       <w:r>
-        <w:rPr>
-          <w:rFonts w:ascii="宋体" w:hAnsi="宋体" w:eastAsia="宋体" w:cstheme="minorBidi"/>
-          <w:sz w:val="24"/>
-          <w:szCs w:val="22"/>
-          <w:lang w:val="en-US" w:eastAsia="en-US" w:bidi="ar-SA"/>
-        </w:rPr>
-        <w:t>V3.7</w:t>
+        <w:t>V3.8</w:t>
       </w:r>
     </w:p>
     <w:p>
@@ -163,11 +152,11 @@
         </w:tblCellMar>
       </w:tblPr>
       <w:tblGrid>
-        <w:gridCol w:w="1727"/>
-        <w:gridCol w:w="1727"/>
-        <w:gridCol w:w="1727"/>
-        <w:gridCol w:w="1727"/>
-        <w:gridCol w:w="1727"/>
+        <w:gridCol w:w="770"/>
+        <w:gridCol w:w="538"/>
+        <w:gridCol w:w="560"/>
+        <w:gridCol w:w="827"/>
+        <w:gridCol w:w="6155"/>
       </w:tblGrid>
       <w:tr>
         <w:tblPrEx>
@@ -191,7 +180,7 @@
         </w:trPr>
         <w:tc>
           <w:tcPr>
-            <w:tcW w:w="1727" w:type="dxa"/>
+            <w:tcW w:w="0" w:type="auto"/>
             <w:shd w:val="clear" w:color="auto" w:fill="D9D9D9"/>
           </w:tcPr>
           <w:p>
@@ -211,7 +200,7 @@
         </w:tc>
         <w:tc>
           <w:tcPr>
-            <w:tcW w:w="1727" w:type="dxa"/>
+            <w:tcW w:w="0" w:type="auto"/>
             <w:shd w:val="clear" w:color="auto" w:fill="D9D9D9"/>
           </w:tcPr>
           <w:p>
@@ -231,7 +220,7 @@
         </w:tc>
         <w:tc>
           <w:tcPr>
-            <w:tcW w:w="1727" w:type="dxa"/>
+            <w:tcW w:w="0" w:type="auto"/>
             <w:shd w:val="clear" w:color="auto" w:fill="D9D9D9"/>
           </w:tcPr>
           <w:p>
@@ -251,7 +240,7 @@
         </w:tc>
         <w:tc>
           <w:tcPr>
-            <w:tcW w:w="1727" w:type="dxa"/>
+            <w:tcW w:w="0" w:type="auto"/>
             <w:shd w:val="clear" w:color="auto" w:fill="D9D9D9"/>
           </w:tcPr>
           <w:p>
@@ -271,7 +260,7 @@
         </w:tc>
         <w:tc>
           <w:tcPr>
-            <w:tcW w:w="1727" w:type="dxa"/>
+            <w:tcW w:w="0" w:type="auto"/>
             <w:shd w:val="clear" w:color="auto" w:fill="D9D9D9"/>
           </w:tcPr>
           <w:p>
@@ -312,7 +301,7 @@
         </w:trPr>
         <w:tc>
           <w:tcPr>
-            <w:tcW w:w="1727" w:type="dxa"/>
+            <w:tcW w:w="0" w:type="auto"/>
           </w:tcPr>
           <w:p>
             <w:pPr>
@@ -330,7 +319,7 @@
         </w:tc>
         <w:tc>
           <w:tcPr>
-            <w:tcW w:w="1727" w:type="dxa"/>
+            <w:tcW w:w="0" w:type="auto"/>
           </w:tcPr>
           <w:p>
             <w:pPr>
@@ -348,18 +337,18 @@
         </w:tc>
         <w:tc>
           <w:tcPr>
-            <w:tcW w:w="1727" w:type="dxa"/>
-          </w:tcPr>
-          <w:p>
-            <w:pPr>
-              <w:spacing w:after="0" w:line="240" w:lineRule="auto"/>
-              <w:jc w:val="left"/>
-            </w:pPr>
-          </w:p>
-        </w:tc>
-        <w:tc>
-          <w:tcPr>
-            <w:tcW w:w="1727" w:type="dxa"/>
+            <w:tcW w:w="0" w:type="auto"/>
+          </w:tcPr>
+          <w:p>
+            <w:pPr>
+              <w:spacing w:after="0" w:line="240" w:lineRule="auto"/>
+              <w:jc w:val="left"/>
+            </w:pPr>
+          </w:p>
+        </w:tc>
+        <w:tc>
+          <w:tcPr>
+            <w:tcW w:w="0" w:type="auto"/>
           </w:tcPr>
           <w:p>
             <w:pPr>
@@ -377,7 +366,7 @@
         </w:tc>
         <w:tc>
           <w:tcPr>
-            <w:tcW w:w="1727" w:type="dxa"/>
+            <w:tcW w:w="0" w:type="auto"/>
           </w:tcPr>
           <w:p>
             <w:pPr>
@@ -416,7 +405,7 @@
         </w:trPr>
         <w:tc>
           <w:tcPr>
-            <w:tcW w:w="1727" w:type="dxa"/>
+            <w:tcW w:w="0" w:type="auto"/>
           </w:tcPr>
           <w:p>
             <w:pPr>
@@ -434,7 +423,7 @@
         </w:tc>
         <w:tc>
           <w:tcPr>
-            <w:tcW w:w="1727" w:type="dxa"/>
+            <w:tcW w:w="0" w:type="auto"/>
           </w:tcPr>
           <w:p>
             <w:pPr>
@@ -452,18 +441,18 @@
         </w:tc>
         <w:tc>
           <w:tcPr>
-            <w:tcW w:w="1727" w:type="dxa"/>
-          </w:tcPr>
-          <w:p>
-            <w:pPr>
-              <w:spacing w:after="0" w:line="240" w:lineRule="auto"/>
-              <w:jc w:val="left"/>
-            </w:pPr>
-          </w:p>
-        </w:tc>
-        <w:tc>
-          <w:tcPr>
-            <w:tcW w:w="1727" w:type="dxa"/>
+            <w:tcW w:w="0" w:type="auto"/>
+          </w:tcPr>
+          <w:p>
+            <w:pPr>
+              <w:spacing w:after="0" w:line="240" w:lineRule="auto"/>
+              <w:jc w:val="left"/>
+            </w:pPr>
+          </w:p>
+        </w:tc>
+        <w:tc>
+          <w:tcPr>
+            <w:tcW w:w="0" w:type="auto"/>
           </w:tcPr>
           <w:p>
             <w:pPr>
@@ -481,7 +470,7 @@
         </w:tc>
         <w:tc>
           <w:tcPr>
-            <w:tcW w:w="1727" w:type="dxa"/>
+            <w:tcW w:w="0" w:type="auto"/>
           </w:tcPr>
           <w:p>
             <w:pPr>
@@ -520,7 +509,7 @@
         </w:trPr>
         <w:tc>
           <w:tcPr>
-            <w:tcW w:w="1727" w:type="dxa"/>
+            <w:tcW w:w="0" w:type="auto"/>
           </w:tcPr>
           <w:p>
             <w:pPr>
@@ -538,7 +527,7 @@
         </w:tc>
         <w:tc>
           <w:tcPr>
-            <w:tcW w:w="1727" w:type="dxa"/>
+            <w:tcW w:w="0" w:type="auto"/>
           </w:tcPr>
           <w:p>
             <w:pPr>
@@ -556,18 +545,18 @@
         </w:tc>
         <w:tc>
           <w:tcPr>
-            <w:tcW w:w="1727" w:type="dxa"/>
-          </w:tcPr>
-          <w:p>
-            <w:pPr>
-              <w:spacing w:after="0" w:line="240" w:lineRule="auto"/>
-              <w:jc w:val="left"/>
-            </w:pPr>
-          </w:p>
-        </w:tc>
-        <w:tc>
-          <w:tcPr>
-            <w:tcW w:w="1727" w:type="dxa"/>
+            <w:tcW w:w="0" w:type="auto"/>
+          </w:tcPr>
+          <w:p>
+            <w:pPr>
+              <w:spacing w:after="0" w:line="240" w:lineRule="auto"/>
+              <w:jc w:val="left"/>
+            </w:pPr>
+          </w:p>
+        </w:tc>
+        <w:tc>
+          <w:tcPr>
+            <w:tcW w:w="0" w:type="auto"/>
           </w:tcPr>
           <w:p>
             <w:pPr>
@@ -585,7 +574,7 @@
         </w:tc>
         <w:tc>
           <w:tcPr>
-            <w:tcW w:w="1727" w:type="dxa"/>
+            <w:tcW w:w="0" w:type="auto"/>
           </w:tcPr>
           <w:p>
             <w:pPr>
@@ -624,7 +613,7 @@
         </w:trPr>
         <w:tc>
           <w:tcPr>
-            <w:tcW w:w="1727" w:type="dxa"/>
+            <w:tcW w:w="0" w:type="auto"/>
           </w:tcPr>
           <w:p>
             <w:pPr>
@@ -642,7 +631,7 @@
         </w:tc>
         <w:tc>
           <w:tcPr>
-            <w:tcW w:w="1727" w:type="dxa"/>
+            <w:tcW w:w="0" w:type="auto"/>
           </w:tcPr>
           <w:p>
             <w:pPr>
@@ -660,18 +649,18 @@
         </w:tc>
         <w:tc>
           <w:tcPr>
-            <w:tcW w:w="1727" w:type="dxa"/>
-          </w:tcPr>
-          <w:p>
-            <w:pPr>
-              <w:spacing w:after="0" w:line="240" w:lineRule="auto"/>
-              <w:jc w:val="left"/>
-            </w:pPr>
-          </w:p>
-        </w:tc>
-        <w:tc>
-          <w:tcPr>
-            <w:tcW w:w="1727" w:type="dxa"/>
+            <w:tcW w:w="0" w:type="auto"/>
+          </w:tcPr>
+          <w:p>
+            <w:pPr>
+              <w:spacing w:after="0" w:line="240" w:lineRule="auto"/>
+              <w:jc w:val="left"/>
+            </w:pPr>
+          </w:p>
+        </w:tc>
+        <w:tc>
+          <w:tcPr>
+            <w:tcW w:w="0" w:type="auto"/>
           </w:tcPr>
           <w:p>
             <w:pPr>
@@ -689,7 +678,7 @@
         </w:tc>
         <w:tc>
           <w:tcPr>
-            <w:tcW w:w="1727" w:type="dxa"/>
+            <w:tcW w:w="0" w:type="auto"/>
           </w:tcPr>
           <w:p>
             <w:pPr>
@@ -728,7 +717,7 @@
         </w:trPr>
         <w:tc>
           <w:tcPr>
-            <w:tcW w:w="1727" w:type="dxa"/>
+            <w:tcW w:w="0" w:type="auto"/>
           </w:tcPr>
           <w:p>
             <w:pPr>
@@ -746,7 +735,7 @@
         </w:tc>
         <w:tc>
           <w:tcPr>
-            <w:tcW w:w="1727" w:type="dxa"/>
+            <w:tcW w:w="0" w:type="auto"/>
           </w:tcPr>
           <w:p>
             <w:pPr>
@@ -764,18 +753,18 @@
         </w:tc>
         <w:tc>
           <w:tcPr>
-            <w:tcW w:w="1727" w:type="dxa"/>
-          </w:tcPr>
-          <w:p>
-            <w:pPr>
-              <w:spacing w:after="0" w:line="240" w:lineRule="auto"/>
-              <w:jc w:val="left"/>
-            </w:pPr>
-          </w:p>
-        </w:tc>
-        <w:tc>
-          <w:tcPr>
-            <w:tcW w:w="1727" w:type="dxa"/>
+            <w:tcW w:w="0" w:type="auto"/>
+          </w:tcPr>
+          <w:p>
+            <w:pPr>
+              <w:spacing w:after="0" w:line="240" w:lineRule="auto"/>
+              <w:jc w:val="left"/>
+            </w:pPr>
+          </w:p>
+        </w:tc>
+        <w:tc>
+          <w:tcPr>
+            <w:tcW w:w="0" w:type="auto"/>
           </w:tcPr>
           <w:p>
             <w:pPr>
@@ -793,7 +782,7 @@
         </w:tc>
         <w:tc>
           <w:tcPr>
-            <w:tcW w:w="1727" w:type="dxa"/>
+            <w:tcW w:w="0" w:type="auto"/>
           </w:tcPr>
           <w:p>
             <w:pPr>
@@ -832,7 +821,7 @@
         </w:trPr>
         <w:tc>
           <w:tcPr>
-            <w:tcW w:w="1727" w:type="dxa"/>
+            <w:tcW w:w="0" w:type="auto"/>
           </w:tcPr>
           <w:p>
             <w:pPr>
@@ -850,7 +839,7 @@
         </w:tc>
         <w:tc>
           <w:tcPr>
-            <w:tcW w:w="1727" w:type="dxa"/>
+            <w:tcW w:w="0" w:type="auto"/>
           </w:tcPr>
           <w:p>
             <w:pPr>
@@ -868,18 +857,18 @@
         </w:tc>
         <w:tc>
           <w:tcPr>
-            <w:tcW w:w="1727" w:type="dxa"/>
-          </w:tcPr>
-          <w:p>
-            <w:pPr>
-              <w:spacing w:after="0" w:line="240" w:lineRule="auto"/>
-              <w:jc w:val="left"/>
-            </w:pPr>
-          </w:p>
-        </w:tc>
-        <w:tc>
-          <w:tcPr>
-            <w:tcW w:w="1727" w:type="dxa"/>
+            <w:tcW w:w="0" w:type="auto"/>
+          </w:tcPr>
+          <w:p>
+            <w:pPr>
+              <w:spacing w:after="0" w:line="240" w:lineRule="auto"/>
+              <w:jc w:val="left"/>
+            </w:pPr>
+          </w:p>
+        </w:tc>
+        <w:tc>
+          <w:tcPr>
+            <w:tcW w:w="0" w:type="auto"/>
           </w:tcPr>
           <w:p>
             <w:pPr>
@@ -897,7 +886,7 @@
         </w:tc>
         <w:tc>
           <w:tcPr>
-            <w:tcW w:w="1727" w:type="dxa"/>
+            <w:tcW w:w="0" w:type="auto"/>
           </w:tcPr>
           <w:p>
             <w:pPr>
@@ -936,7 +925,7 @@
         </w:trPr>
         <w:tc>
           <w:tcPr>
-            <w:tcW w:w="1727" w:type="dxa"/>
+            <w:tcW w:w="0" w:type="auto"/>
           </w:tcPr>
           <w:p>
             <w:pPr>
@@ -954,7 +943,7 @@
         </w:tc>
         <w:tc>
           <w:tcPr>
-            <w:tcW w:w="1727" w:type="dxa"/>
+            <w:tcW w:w="0" w:type="auto"/>
           </w:tcPr>
           <w:p>
             <w:pPr>
@@ -972,18 +961,18 @@
         </w:tc>
         <w:tc>
           <w:tcPr>
-            <w:tcW w:w="1727" w:type="dxa"/>
-          </w:tcPr>
-          <w:p>
-            <w:pPr>
-              <w:spacing w:after="0" w:line="240" w:lineRule="auto"/>
-              <w:jc w:val="left"/>
-            </w:pPr>
-          </w:p>
-        </w:tc>
-        <w:tc>
-          <w:tcPr>
-            <w:tcW w:w="1727" w:type="dxa"/>
+            <w:tcW w:w="0" w:type="auto"/>
+          </w:tcPr>
+          <w:p>
+            <w:pPr>
+              <w:spacing w:after="0" w:line="240" w:lineRule="auto"/>
+              <w:jc w:val="left"/>
+            </w:pPr>
+          </w:p>
+        </w:tc>
+        <w:tc>
+          <w:tcPr>
+            <w:tcW w:w="0" w:type="auto"/>
           </w:tcPr>
           <w:p>
             <w:pPr>
@@ -1001,7 +990,7 @@
         </w:tc>
         <w:tc>
           <w:tcPr>
-            <w:tcW w:w="1727" w:type="dxa"/>
+            <w:tcW w:w="0" w:type="auto"/>
           </w:tcPr>
           <w:p>
             <w:pPr>
@@ -1040,7 +1029,7 @@
         </w:trPr>
         <w:tc>
           <w:tcPr>
-            <w:tcW w:w="1727" w:type="dxa"/>
+            <w:tcW w:w="0" w:type="auto"/>
           </w:tcPr>
           <w:p>
             <w:pPr>
@@ -1058,7 +1047,7 @@
         </w:tc>
         <w:tc>
           <w:tcPr>
-            <w:tcW w:w="1727" w:type="dxa"/>
+            <w:tcW w:w="0" w:type="auto"/>
           </w:tcPr>
           <w:p>
             <w:pPr>
@@ -1076,18 +1065,18 @@
         </w:tc>
         <w:tc>
           <w:tcPr>
-            <w:tcW w:w="1727" w:type="dxa"/>
-          </w:tcPr>
-          <w:p>
-            <w:pPr>
-              <w:spacing w:after="0" w:line="240" w:lineRule="auto"/>
-              <w:jc w:val="left"/>
-            </w:pPr>
-          </w:p>
-        </w:tc>
-        <w:tc>
-          <w:tcPr>
-            <w:tcW w:w="1727" w:type="dxa"/>
+            <w:tcW w:w="0" w:type="auto"/>
+          </w:tcPr>
+          <w:p>
+            <w:pPr>
+              <w:spacing w:after="0" w:line="240" w:lineRule="auto"/>
+              <w:jc w:val="left"/>
+            </w:pPr>
+          </w:p>
+        </w:tc>
+        <w:tc>
+          <w:tcPr>
+            <w:tcW w:w="0" w:type="auto"/>
           </w:tcPr>
           <w:p>
             <w:pPr>
@@ -1105,7 +1094,7 @@
         </w:tc>
         <w:tc>
           <w:tcPr>
-            <w:tcW w:w="1727" w:type="dxa"/>
+            <w:tcW w:w="0" w:type="auto"/>
           </w:tcPr>
           <w:p>
             <w:pPr>
@@ -1144,7 +1133,7 @@
         </w:trPr>
         <w:tc>
           <w:tcPr>
-            <w:tcW w:w="1727" w:type="dxa"/>
+            <w:tcW w:w="0" w:type="auto"/>
           </w:tcPr>
           <w:p>
             <w:pPr>
@@ -1162,7 +1151,7 @@
         </w:tc>
         <w:tc>
           <w:tcPr>
-            <w:tcW w:w="1727" w:type="dxa"/>
+            <w:tcW w:w="0" w:type="auto"/>
           </w:tcPr>
           <w:p>
             <w:pPr>
@@ -1180,18 +1169,18 @@
         </w:tc>
         <w:tc>
           <w:tcPr>
-            <w:tcW w:w="1727" w:type="dxa"/>
-          </w:tcPr>
-          <w:p>
-            <w:pPr>
-              <w:spacing w:after="0" w:line="240" w:lineRule="auto"/>
-              <w:jc w:val="left"/>
-            </w:pPr>
-          </w:p>
-        </w:tc>
-        <w:tc>
-          <w:tcPr>
-            <w:tcW w:w="1727" w:type="dxa"/>
+            <w:tcW w:w="0" w:type="auto"/>
+          </w:tcPr>
+          <w:p>
+            <w:pPr>
+              <w:spacing w:after="0" w:line="240" w:lineRule="auto"/>
+              <w:jc w:val="left"/>
+            </w:pPr>
+          </w:p>
+        </w:tc>
+        <w:tc>
+          <w:tcPr>
+            <w:tcW w:w="0" w:type="auto"/>
           </w:tcPr>
           <w:p>
             <w:pPr>
@@ -1209,7 +1198,7 @@
         </w:tc>
         <w:tc>
           <w:tcPr>
-            <w:tcW w:w="1727" w:type="dxa"/>
+            <w:tcW w:w="0" w:type="auto"/>
           </w:tcPr>
           <w:p>
             <w:pPr>
@@ -1248,7 +1237,7 @@
         </w:trPr>
         <w:tc>
           <w:tcPr>
-            <w:tcW w:w="1727" w:type="dxa"/>
+            <w:tcW w:w="0" w:type="auto"/>
           </w:tcPr>
           <w:p>
             <w:pPr>
@@ -1266,7 +1255,7 @@
         </w:tc>
         <w:tc>
           <w:tcPr>
-            <w:tcW w:w="1727" w:type="dxa"/>
+            <w:tcW w:w="0" w:type="auto"/>
           </w:tcPr>
           <w:p>
             <w:pPr>
@@ -1284,18 +1273,18 @@
         </w:tc>
         <w:tc>
           <w:tcPr>
-            <w:tcW w:w="1727" w:type="dxa"/>
-          </w:tcPr>
-          <w:p>
-            <w:pPr>
-              <w:spacing w:after="0" w:line="240" w:lineRule="auto"/>
-              <w:jc w:val="left"/>
-            </w:pPr>
-          </w:p>
-        </w:tc>
-        <w:tc>
-          <w:tcPr>
-            <w:tcW w:w="1727" w:type="dxa"/>
+            <w:tcW w:w="0" w:type="auto"/>
+          </w:tcPr>
+          <w:p>
+            <w:pPr>
+              <w:spacing w:after="0" w:line="240" w:lineRule="auto"/>
+              <w:jc w:val="left"/>
+            </w:pPr>
+          </w:p>
+        </w:tc>
+        <w:tc>
+          <w:tcPr>
+            <w:tcW w:w="0" w:type="auto"/>
           </w:tcPr>
           <w:p>
             <w:pPr>
@@ -1313,7 +1302,7 @@
         </w:tc>
         <w:tc>
           <w:tcPr>
-            <w:tcW w:w="1727" w:type="dxa"/>
+            <w:tcW w:w="0" w:type="auto"/>
           </w:tcPr>
           <w:p>
             <w:pPr>
@@ -1326,6 +1315,132 @@
                 <w:sz w:val="18"/>
               </w:rPr>
               <w:t>严格对齐YOLO样例框架(九部分)；删除API接口规格/设计决策权衡/单元模块/数据库设计等额外章节；嵌入全部diagrams_new图片；修复空段落与标题层级；更新需求说明书至v2.5</w:t>
+            </w:r>
+          </w:p>
+        </w:tc>
+      </w:tr>
+      <w:tr>
+        <w:tblPrEx>
+          <w:tblBorders>
+            <w:top w:val="single" w:color="auto" w:sz="4" w:space="0"/>
+            <w:left w:val="single" w:color="auto" w:sz="4" w:space="0"/>
+            <w:bottom w:val="single" w:color="auto" w:sz="4" w:space="0"/>
+            <w:right w:val="single" w:color="auto" w:sz="4" w:space="0"/>
+            <w:insideH w:val="single" w:color="auto" w:sz="4" w:space="0"/>
+            <w:insideV w:val="single" w:color="auto" w:sz="4" w:space="0"/>
+          </w:tblBorders>
+          <w:tblCellMar>
+            <w:top w:w="0" w:type="dxa"/>
+            <w:left w:w="108" w:type="dxa"/>
+            <w:bottom w:w="0" w:type="dxa"/>
+            <w:right w:w="108" w:type="dxa"/>
+          </w:tblCellMar>
+        </w:tblPrEx>
+        <w:trPr>
+          <w:jc w:val="center"/>
+        </w:trPr>
+        <w:tc>
+          <w:tcPr>
+            <w:tcW w:w="0" w:type="auto"/>
+          </w:tcPr>
+          <w:p>
+            <w:pPr>
+              <w:spacing w:after="0" w:line="240" w:lineRule="auto"/>
+              <w:jc w:val="left"/>
+              <w:rPr>
+                <w:rFonts w:hint="default" w:ascii="宋体" w:hAnsi="宋体" w:eastAsia="宋体"/>
+                <w:sz w:val="18"/>
+                <w:lang w:val="en-US" w:eastAsia="zh-CN"/>
+              </w:rPr>
+            </w:pPr>
+            <w:r>
+              <w:rPr>
+                <w:rFonts w:hint="eastAsia"/>
+                <w:sz w:val="18"/>
+                <w:lang w:val="en-US" w:eastAsia="zh-CN"/>
+              </w:rPr>
+              <w:t>V3.8</w:t>
+            </w:r>
+          </w:p>
+        </w:tc>
+        <w:tc>
+          <w:tcPr>
+            <w:tcW w:w="0" w:type="auto"/>
+          </w:tcPr>
+          <w:p>
+            <w:pPr>
+              <w:spacing w:after="0" w:line="240" w:lineRule="auto"/>
+              <w:jc w:val="left"/>
+              <w:rPr>
+                <w:rFonts w:hint="eastAsia" w:ascii="宋体" w:hAnsi="宋体" w:eastAsia="宋体"/>
+                <w:sz w:val="18"/>
+                <w:lang w:val="en-US" w:eastAsia="zh-CN"/>
+              </w:rPr>
+            </w:pPr>
+            <w:r>
+              <w:rPr>
+                <w:rFonts w:hint="eastAsia"/>
+                <w:sz w:val="18"/>
+                <w:lang w:val="en-US" w:eastAsia="zh-CN"/>
+              </w:rPr>
+              <w:t>项目组</w:t>
+            </w:r>
+          </w:p>
+        </w:tc>
+        <w:tc>
+          <w:tcPr>
+            <w:tcW w:w="0" w:type="auto"/>
+          </w:tcPr>
+          <w:p>
+            <w:pPr>
+              <w:spacing w:after="0" w:line="240" w:lineRule="auto"/>
+              <w:jc w:val="left"/>
+            </w:pPr>
+          </w:p>
+        </w:tc>
+        <w:tc>
+          <w:tcPr>
+            <w:tcW w:w="0" w:type="auto"/>
+          </w:tcPr>
+          <w:p>
+            <w:pPr>
+              <w:spacing w:after="0" w:line="240" w:lineRule="auto"/>
+              <w:jc w:val="left"/>
+              <w:rPr>
+                <w:rFonts w:hint="default" w:ascii="宋体" w:hAnsi="宋体" w:eastAsia="宋体"/>
+                <w:sz w:val="18"/>
+                <w:lang w:val="en-US" w:eastAsia="zh-CN"/>
+              </w:rPr>
+            </w:pPr>
+            <w:r>
+              <w:rPr>
+                <w:rFonts w:hint="eastAsia"/>
+                <w:sz w:val="18"/>
+                <w:lang w:val="en-US" w:eastAsia="zh-CN"/>
+              </w:rPr>
+              <w:t>2026-07-06</w:t>
+            </w:r>
+          </w:p>
+        </w:tc>
+        <w:tc>
+          <w:tcPr>
+            <w:tcW w:w="0" w:type="auto"/>
+          </w:tcPr>
+          <w:p>
+            <w:pPr>
+              <w:spacing w:after="0" w:line="240" w:lineRule="auto"/>
+              <w:jc w:val="left"/>
+              <w:rPr>
+                <w:rFonts w:ascii="宋体" w:hAnsi="宋体" w:eastAsia="宋体"/>
+                <w:sz w:val="18"/>
+              </w:rPr>
+            </w:pPr>
+            <w:r>
+              <w:rPr>
+                <w:rFonts w:hint="eastAsia" w:ascii="宋体" w:hAnsi="宋体" w:eastAsia="宋体"/>
+                <w:sz w:val="18"/>
+              </w:rPr>
+              <w:t>系统升级为自动操作助手，新增执行引擎executor/、SSE实时推送、风险评分机制、OmniParser远程GPU模式，端口8010，项目重构至new_JIMI/，数据库扩展至7表实际运行</w:t>
             </w:r>
           </w:p>
         </w:tc>
@@ -1333,6 +1448,46 @@
     </w:tbl>
     <w:p>
       <w:pPr>
+        <w:rPr>
+          <w:rFonts w:ascii="黑体" w:hAnsi="黑体" w:eastAsia="黑体"/>
+          <w:sz w:val="32"/>
+        </w:rPr>
+      </w:pPr>
+      <w:r>
+        <w:rPr>
+          <w:rFonts w:ascii="黑体" w:hAnsi="黑体" w:eastAsia="黑体"/>
+          <w:sz w:val="32"/>
+        </w:rPr>
+        <w:br w:type="page"/>
+      </w:r>
+    </w:p>
+    <w:p>
+      <w:pPr>
+        <w:pStyle w:val="3"/>
+      </w:pPr>
+      <w:r>
+        <w:rPr>
+          <w:rFonts w:ascii="黑体" w:hAnsi="黑体" w:eastAsia="黑体"/>
+          <w:sz w:val="32"/>
+        </w:rPr>
+        <w:t>目  录</w:t>
+      </w:r>
+    </w:p>
+    <w:p>
+      <w:pPr>
+        <w:spacing w:after="200" w:line="276" w:lineRule="auto"/>
+      </w:pPr>
+      <w:r>
+        <w:rPr>
+          <w:rFonts w:ascii="黑体" w:hAnsi="黑体" w:eastAsia="黑体"/>
+          <w:b/>
+          <w:sz w:val="24"/>
+        </w:rPr>
+        <w:t>第一部分 引言</w:t>
+      </w:r>
+    </w:p>
+    <w:p>
+      <w:pPr>
         <w:spacing w:after="200" w:line="276" w:lineRule="auto"/>
       </w:pPr>
       <w:r>
@@ -1342,6 +1497,460 @@
           <w:szCs w:val="22"/>
           <w:lang w:val="en-US" w:eastAsia="en-US" w:bidi="ar-SA"/>
         </w:rPr>
+        <w:t xml:space="preserve">    一、编写目的</w:t>
+      </w:r>
+    </w:p>
+    <w:p>
+      <w:pPr>
+        <w:spacing w:after="200" w:line="276" w:lineRule="auto"/>
+      </w:pPr>
+      <w:r>
+        <w:rPr>
+          <w:rFonts w:ascii="宋体" w:hAnsi="宋体" w:eastAsia="宋体" w:cstheme="minorBidi"/>
+          <w:sz w:val="24"/>
+          <w:szCs w:val="22"/>
+          <w:lang w:val="en-US" w:eastAsia="en-US" w:bidi="ar-SA"/>
+        </w:rPr>
+        <w:t xml:space="preserve">    二、读者对象</w:t>
+      </w:r>
+    </w:p>
+    <w:p>
+      <w:pPr>
+        <w:spacing w:after="200" w:line="276" w:lineRule="auto"/>
+      </w:pPr>
+      <w:r>
+        <w:rPr>
+          <w:rFonts w:ascii="宋体" w:hAnsi="宋体" w:eastAsia="宋体" w:cstheme="minorBidi"/>
+          <w:sz w:val="24"/>
+          <w:szCs w:val="22"/>
+          <w:lang w:val="en-US" w:eastAsia="en-US" w:bidi="ar-SA"/>
+        </w:rPr>
+        <w:t xml:space="preserve">    三、术语与缩写解释</w:t>
+      </w:r>
+    </w:p>
+    <w:p>
+      <w:pPr>
+        <w:spacing w:after="200" w:line="276" w:lineRule="auto"/>
+      </w:pPr>
+      <w:r>
+        <w:rPr>
+          <w:rFonts w:ascii="宋体" w:hAnsi="宋体" w:eastAsia="宋体" w:cstheme="minorBidi"/>
+          <w:sz w:val="24"/>
+          <w:szCs w:val="22"/>
+          <w:lang w:val="en-US" w:eastAsia="en-US" w:bidi="ar-SA"/>
+        </w:rPr>
+        <w:t xml:space="preserve">    四、参考资料</w:t>
+      </w:r>
+    </w:p>
+    <w:p>
+      <w:pPr>
+        <w:spacing w:after="200" w:line="276" w:lineRule="auto"/>
+      </w:pPr>
+      <w:r>
+        <w:rPr>
+          <w:rFonts w:ascii="黑体" w:hAnsi="黑体" w:eastAsia="黑体"/>
+          <w:b/>
+          <w:sz w:val="24"/>
+        </w:rPr>
+        <w:t>第二部分 项目概述</w:t>
+      </w:r>
+    </w:p>
+    <w:p>
+      <w:pPr>
+        <w:spacing w:after="200" w:line="276" w:lineRule="auto"/>
+      </w:pPr>
+      <w:r>
+        <w:rPr>
+          <w:rFonts w:ascii="宋体" w:hAnsi="宋体" w:eastAsia="宋体" w:cstheme="minorBidi"/>
+          <w:sz w:val="24"/>
+          <w:szCs w:val="22"/>
+          <w:lang w:val="en-US" w:eastAsia="en-US" w:bidi="ar-SA"/>
+        </w:rPr>
+        <w:t xml:space="preserve">    一、项目描述</w:t>
+      </w:r>
+    </w:p>
+    <w:p>
+      <w:pPr>
+        <w:spacing w:after="200" w:line="276" w:lineRule="auto"/>
+      </w:pPr>
+      <w:r>
+        <w:rPr>
+          <w:rFonts w:ascii="宋体" w:hAnsi="宋体" w:eastAsia="宋体" w:cstheme="minorBidi"/>
+          <w:sz w:val="24"/>
+          <w:szCs w:val="22"/>
+          <w:lang w:val="en-US" w:eastAsia="en-US" w:bidi="ar-SA"/>
+        </w:rPr>
+        <w:t xml:space="preserve">    二、项目功能描述</w:t>
+      </w:r>
+    </w:p>
+    <w:p>
+      <w:pPr>
+        <w:spacing w:after="200" w:line="276" w:lineRule="auto"/>
+      </w:pPr>
+      <w:r>
+        <w:rPr>
+          <w:rFonts w:ascii="黑体" w:hAnsi="黑体" w:eastAsia="黑体"/>
+          <w:b/>
+          <w:sz w:val="24"/>
+        </w:rPr>
+        <w:t>第三部分 设计约束</w:t>
+      </w:r>
+    </w:p>
+    <w:p>
+      <w:pPr>
+        <w:spacing w:after="200" w:line="276" w:lineRule="auto"/>
+      </w:pPr>
+      <w:r>
+        <w:rPr>
+          <w:rFonts w:ascii="宋体" w:hAnsi="宋体" w:eastAsia="宋体" w:cstheme="minorBidi"/>
+          <w:sz w:val="24"/>
+          <w:szCs w:val="22"/>
+          <w:lang w:val="en-US" w:eastAsia="en-US" w:bidi="ar-SA"/>
+        </w:rPr>
+        <w:t xml:space="preserve">    一、需求约束</w:t>
+      </w:r>
+    </w:p>
+    <w:p>
+      <w:pPr>
+        <w:spacing w:after="200" w:line="276" w:lineRule="auto"/>
+      </w:pPr>
+      <w:r>
+        <w:rPr>
+          <w:rFonts w:ascii="宋体" w:hAnsi="宋体" w:eastAsia="宋体" w:cstheme="minorBidi"/>
+          <w:sz w:val="24"/>
+          <w:szCs w:val="22"/>
+          <w:lang w:val="en-US" w:eastAsia="en-US" w:bidi="ar-SA"/>
+        </w:rPr>
+        <w:t xml:space="preserve">    二、隐含约束</w:t>
+      </w:r>
+    </w:p>
+    <w:p>
+      <w:pPr>
+        <w:spacing w:after="200" w:line="276" w:lineRule="auto"/>
+      </w:pPr>
+      <w:r>
+        <w:rPr>
+          <w:rFonts w:ascii="黑体" w:hAnsi="黑体" w:eastAsia="黑体"/>
+          <w:b/>
+          <w:sz w:val="24"/>
+        </w:rPr>
+        <w:t>第四部分 HAJIMI系统方案设计</w:t>
+      </w:r>
+    </w:p>
+    <w:p>
+      <w:pPr>
+        <w:spacing w:after="200" w:line="276" w:lineRule="auto"/>
+      </w:pPr>
+      <w:r>
+        <w:rPr>
+          <w:rFonts w:ascii="宋体" w:hAnsi="宋体" w:eastAsia="宋体" w:cstheme="minorBidi"/>
+          <w:sz w:val="24"/>
+          <w:szCs w:val="22"/>
+          <w:lang w:val="en-US" w:eastAsia="en-US" w:bidi="ar-SA"/>
+        </w:rPr>
+        <w:t xml:space="preserve">    一、安全设计</w:t>
+      </w:r>
+    </w:p>
+    <w:p>
+      <w:pPr>
+        <w:spacing w:after="200" w:line="276" w:lineRule="auto"/>
+      </w:pPr>
+      <w:r>
+        <w:rPr>
+          <w:rFonts w:ascii="宋体" w:hAnsi="宋体" w:eastAsia="宋体" w:cstheme="minorBidi"/>
+          <w:sz w:val="24"/>
+          <w:szCs w:val="22"/>
+          <w:lang w:val="en-US" w:eastAsia="en-US" w:bidi="ar-SA"/>
+        </w:rPr>
+        <w:t xml:space="preserve">    二、HAJIMI系统相关业务流程</w:t>
+      </w:r>
+    </w:p>
+    <w:p>
+      <w:pPr>
+        <w:spacing w:after="200" w:line="276" w:lineRule="auto"/>
+      </w:pPr>
+      <w:r>
+        <w:rPr>
+          <w:rFonts w:ascii="宋体" w:hAnsi="宋体" w:eastAsia="宋体" w:cstheme="minorBidi"/>
+          <w:sz w:val="24"/>
+          <w:szCs w:val="22"/>
+          <w:lang w:val="en-US" w:eastAsia="en-US" w:bidi="ar-SA"/>
+        </w:rPr>
+        <w:t xml:space="preserve">    三、业务功能概要结构</w:t>
+      </w:r>
+    </w:p>
+    <w:p>
+      <w:pPr>
+        <w:spacing w:after="200" w:line="276" w:lineRule="auto"/>
+      </w:pPr>
+      <w:r>
+        <w:rPr>
+          <w:rFonts w:ascii="宋体" w:hAnsi="宋体" w:eastAsia="宋体" w:cstheme="minorBidi"/>
+          <w:sz w:val="24"/>
+          <w:szCs w:val="22"/>
+          <w:lang w:val="en-US" w:eastAsia="en-US" w:bidi="ar-SA"/>
+        </w:rPr>
+        <w:t xml:space="preserve">    四、模块定义</w:t>
+      </w:r>
+    </w:p>
+    <w:p>
+      <w:pPr>
+        <w:spacing w:after="200" w:line="276" w:lineRule="auto"/>
+      </w:pPr>
+      <w:r>
+        <w:rPr>
+          <w:rFonts w:ascii="黑体" w:hAnsi="黑体" w:eastAsia="黑体"/>
+          <w:b/>
+          <w:sz w:val="24"/>
+        </w:rPr>
+        <w:t>第五部分 E-R实体设计</w:t>
+      </w:r>
+    </w:p>
+    <w:p>
+      <w:pPr>
+        <w:spacing w:after="200" w:line="276" w:lineRule="auto"/>
+      </w:pPr>
+      <w:r>
+        <w:rPr>
+          <w:rFonts w:ascii="宋体" w:hAnsi="宋体" w:eastAsia="宋体" w:cstheme="minorBidi"/>
+          <w:sz w:val="24"/>
+          <w:szCs w:val="22"/>
+          <w:lang w:val="en-US" w:eastAsia="en-US" w:bidi="ar-SA"/>
+        </w:rPr>
+        <w:t xml:space="preserve">    一、E-R实体结构图</w:t>
+      </w:r>
+    </w:p>
+    <w:p>
+      <w:pPr>
+        <w:spacing w:after="200" w:line="276" w:lineRule="auto"/>
+      </w:pPr>
+      <w:r>
+        <w:rPr>
+          <w:rFonts w:ascii="宋体" w:hAnsi="宋体" w:eastAsia="宋体" w:cstheme="minorBidi"/>
+          <w:sz w:val="24"/>
+          <w:szCs w:val="22"/>
+          <w:lang w:val="en-US" w:eastAsia="en-US" w:bidi="ar-SA"/>
+        </w:rPr>
+        <w:t xml:space="preserve">    二、实体描述</w:t>
+      </w:r>
+    </w:p>
+    <w:p>
+      <w:pPr>
+        <w:spacing w:after="200" w:line="276" w:lineRule="auto"/>
+      </w:pPr>
+      <w:r>
+        <w:rPr>
+          <w:rFonts w:ascii="宋体" w:hAnsi="宋体" w:eastAsia="宋体" w:cstheme="minorBidi"/>
+          <w:sz w:val="24"/>
+          <w:szCs w:val="22"/>
+          <w:lang w:val="en-US" w:eastAsia="en-US" w:bidi="ar-SA"/>
+        </w:rPr>
+        <w:t xml:space="preserve">    三、持久化策略与ORM映射</w:t>
+      </w:r>
+    </w:p>
+    <w:p>
+      <w:pPr>
+        <w:spacing w:after="200" w:line="276" w:lineRule="auto"/>
+      </w:pPr>
+      <w:r>
+        <w:rPr>
+          <w:rFonts w:ascii="黑体" w:hAnsi="黑体" w:eastAsia="黑体"/>
+          <w:b/>
+          <w:sz w:val="24"/>
+        </w:rPr>
+        <w:t>第六部分 总体设计</w:t>
+      </w:r>
+    </w:p>
+    <w:p>
+      <w:pPr>
+        <w:spacing w:after="200" w:line="276" w:lineRule="auto"/>
+      </w:pPr>
+      <w:r>
+        <w:rPr>
+          <w:rFonts w:ascii="宋体" w:hAnsi="宋体" w:eastAsia="宋体" w:cstheme="minorBidi"/>
+          <w:sz w:val="24"/>
+          <w:szCs w:val="22"/>
+          <w:lang w:val="en-US" w:eastAsia="en-US" w:bidi="ar-SA"/>
+        </w:rPr>
+        <w:t xml:space="preserve">    一、逻辑架构设计</w:t>
+      </w:r>
+    </w:p>
+    <w:p>
+      <w:pPr>
+        <w:spacing w:after="200" w:line="276" w:lineRule="auto"/>
+      </w:pPr>
+      <w:r>
+        <w:rPr>
+          <w:rFonts w:ascii="宋体" w:hAnsi="宋体" w:eastAsia="宋体" w:cstheme="minorBidi"/>
+          <w:sz w:val="24"/>
+          <w:szCs w:val="22"/>
+          <w:lang w:val="en-US" w:eastAsia="en-US" w:bidi="ar-SA"/>
+        </w:rPr>
+        <w:t xml:space="preserve">    二、物理架构设计</w:t>
+      </w:r>
+    </w:p>
+    <w:p>
+      <w:pPr>
+        <w:spacing w:after="200" w:line="276" w:lineRule="auto"/>
+      </w:pPr>
+      <w:r>
+        <w:rPr>
+          <w:rFonts w:ascii="宋体" w:hAnsi="宋体" w:eastAsia="宋体" w:cstheme="minorBidi"/>
+          <w:sz w:val="24"/>
+          <w:szCs w:val="22"/>
+          <w:lang w:val="en-US" w:eastAsia="en-US" w:bidi="ar-SA"/>
+        </w:rPr>
+        <w:t xml:space="preserve">    三、技术架构设计</w:t>
+      </w:r>
+    </w:p>
+    <w:p>
+      <w:pPr>
+        <w:spacing w:after="200" w:line="276" w:lineRule="auto"/>
+      </w:pPr>
+      <w:r>
+        <w:rPr>
+          <w:rFonts w:ascii="黑体" w:hAnsi="黑体" w:eastAsia="黑体"/>
+          <w:b/>
+          <w:sz w:val="24"/>
+        </w:rPr>
+        <w:t>第七部分 用户界面设计</w:t>
+      </w:r>
+    </w:p>
+    <w:p>
+      <w:pPr>
+        <w:spacing w:after="200" w:line="276" w:lineRule="auto"/>
+      </w:pPr>
+      <w:r>
+        <w:rPr>
+          <w:rFonts w:ascii="宋体" w:hAnsi="宋体" w:eastAsia="宋体" w:cstheme="minorBidi"/>
+          <w:sz w:val="24"/>
+          <w:szCs w:val="22"/>
+          <w:lang w:val="en-US" w:eastAsia="en-US" w:bidi="ar-SA"/>
+        </w:rPr>
+        <w:t xml:space="preserve">    一、桌面布局设计</w:t>
+      </w:r>
+    </w:p>
+    <w:p>
+      <w:pPr>
+        <w:spacing w:after="200" w:line="276" w:lineRule="auto"/>
+      </w:pPr>
+      <w:r>
+        <w:rPr>
+          <w:rFonts w:ascii="宋体" w:hAnsi="宋体" w:eastAsia="宋体" w:cstheme="minorBidi"/>
+          <w:sz w:val="24"/>
+          <w:szCs w:val="22"/>
+          <w:lang w:val="en-US" w:eastAsia="en-US" w:bidi="ar-SA"/>
+        </w:rPr>
+        <w:t xml:space="preserve">    二、业务界面风格展示</w:t>
+      </w:r>
+    </w:p>
+    <w:p>
+      <w:pPr>
+        <w:spacing w:after="200" w:line="276" w:lineRule="auto"/>
+      </w:pPr>
+      <w:r>
+        <w:rPr>
+          <w:rFonts w:ascii="黑体" w:hAnsi="黑体" w:eastAsia="黑体"/>
+          <w:b/>
+          <w:sz w:val="24"/>
+        </w:rPr>
+        <w:t>第八部分 算法设计</w:t>
+      </w:r>
+    </w:p>
+    <w:p>
+      <w:pPr>
+        <w:spacing w:after="200" w:line="276" w:lineRule="auto"/>
+      </w:pPr>
+      <w:r>
+        <w:rPr>
+          <w:rFonts w:ascii="宋体" w:hAnsi="宋体" w:eastAsia="宋体" w:cstheme="minorBidi"/>
+          <w:sz w:val="24"/>
+          <w:szCs w:val="22"/>
+          <w:lang w:val="en-US" w:eastAsia="en-US" w:bidi="ar-SA"/>
+        </w:rPr>
+        <w:t xml:space="preserve">    一、运行环境说明</w:t>
+      </w:r>
+    </w:p>
+    <w:p>
+      <w:pPr>
+        <w:spacing w:after="200" w:line="276" w:lineRule="auto"/>
+      </w:pPr>
+      <w:r>
+        <w:rPr>
+          <w:rFonts w:ascii="宋体" w:hAnsi="宋体" w:eastAsia="宋体" w:cstheme="minorBidi"/>
+          <w:sz w:val="24"/>
+          <w:szCs w:val="22"/>
+          <w:lang w:val="en-US" w:eastAsia="en-US" w:bidi="ar-SA"/>
+        </w:rPr>
+        <w:t xml:space="preserve">    二、核心算法说明</w:t>
+      </w:r>
+    </w:p>
+    <w:p>
+      <w:pPr>
+        <w:spacing w:after="200" w:line="276" w:lineRule="auto"/>
+      </w:pPr>
+      <w:r>
+        <w:rPr>
+          <w:rFonts w:ascii="宋体" w:hAnsi="宋体" w:eastAsia="宋体" w:cstheme="minorBidi"/>
+          <w:sz w:val="24"/>
+          <w:szCs w:val="22"/>
+          <w:lang w:val="en-US" w:eastAsia="en-US" w:bidi="ar-SA"/>
+        </w:rPr>
+        <w:t xml:space="preserve">    三、核心模块要求</w:t>
+      </w:r>
+    </w:p>
+    <w:p>
+      <w:pPr>
+        <w:spacing w:after="200" w:line="276" w:lineRule="auto"/>
+      </w:pPr>
+      <w:r>
+        <w:rPr>
+          <w:rFonts w:ascii="黑体" w:hAnsi="黑体" w:eastAsia="黑体"/>
+          <w:b/>
+          <w:sz w:val="24"/>
+        </w:rPr>
+        <w:t>第九部分 运行环境和部署</w:t>
+      </w:r>
+    </w:p>
+    <w:p>
+      <w:pPr>
+        <w:spacing w:after="200" w:line="276" w:lineRule="auto"/>
+      </w:pPr>
+      <w:r>
+        <w:rPr>
+          <w:rFonts w:ascii="宋体" w:hAnsi="宋体" w:eastAsia="宋体" w:cstheme="minorBidi"/>
+          <w:sz w:val="24"/>
+          <w:szCs w:val="22"/>
+          <w:lang w:val="en-US" w:eastAsia="en-US" w:bidi="ar-SA"/>
+        </w:rPr>
+        <w:t xml:space="preserve">    一、运行环境</w:t>
+      </w:r>
+    </w:p>
+    <w:p>
+      <w:pPr>
+        <w:spacing w:after="200" w:line="276" w:lineRule="auto"/>
+      </w:pPr>
+      <w:r>
+        <w:rPr>
+          <w:rFonts w:ascii="宋体" w:hAnsi="宋体" w:eastAsia="宋体" w:cstheme="minorBidi"/>
+          <w:sz w:val="24"/>
+          <w:szCs w:val="22"/>
+          <w:lang w:val="en-US" w:eastAsia="en-US" w:bidi="ar-SA"/>
+        </w:rPr>
+        <w:t xml:space="preserve">    二、系统性能要求</w:t>
+      </w:r>
+    </w:p>
+    <w:p>
+      <w:pPr>
+        <w:spacing w:after="200" w:line="276" w:lineRule="auto"/>
+      </w:pPr>
+      <w:r>
+        <w:rPr>
+          <w:rFonts w:ascii="宋体" w:hAnsi="宋体" w:eastAsia="宋体" w:cstheme="minorBidi"/>
+          <w:sz w:val="24"/>
+          <w:szCs w:val="22"/>
+          <w:lang w:val="en-US" w:eastAsia="en-US" w:bidi="ar-SA"/>
+        </w:rPr>
         <w:br w:type="page"/>
       </w:r>
     </w:p>
@@ -1354,25 +1963,25 @@
           <w:rFonts w:ascii="黑体" w:hAnsi="黑体" w:eastAsia="黑体"/>
           <w:sz w:val="32"/>
         </w:rPr>
-        <w:t>目  录</w:t>
-      </w:r>
-    </w:p>
-    <w:p>
-      <w:pPr>
-        <w:spacing w:after="200" w:line="276" w:lineRule="auto"/>
+        <w:t>第一部分 引言</w:t>
+      </w:r>
+    </w:p>
+    <w:p>
+      <w:pPr>
+        <w:pStyle w:val="5"/>
       </w:pPr>
       <w:r>
         <w:rPr>
           <w:rFonts w:ascii="黑体" w:hAnsi="黑体" w:eastAsia="黑体"/>
-          <w:b/>
-          <w:sz w:val="24"/>
-        </w:rPr>
-        <w:t>第一部分 引言</w:t>
-      </w:r>
-    </w:p>
-    <w:p>
-      <w:pPr>
-        <w:spacing w:after="200" w:line="276" w:lineRule="auto"/>
+          <w:sz w:val="26"/>
+        </w:rPr>
+        <w:t>一、编写目的</w:t>
+      </w:r>
+    </w:p>
+    <w:p>
+      <w:pPr>
+        <w:spacing w:after="200" w:line="276" w:lineRule="auto"/>
+        <w:ind w:firstLine="420"/>
       </w:pPr>
       <w:r>
         <w:rPr>
@@ -1381,7 +1990,28 @@
           <w:szCs w:val="22"/>
           <w:lang w:val="en-US" w:eastAsia="en-US" w:bidi="ar-SA"/>
         </w:rPr>
-        <w:t xml:space="preserve">    一、编写目的</w:t>
+        <w:t>编写本文档的主要目的是把需求分析得到的用例模型转换为软件结构和数据结构。设计软件结构的具体任务是：将一个复杂系统按功能进行模块划分、建立模块的层次结构及调用关系、确定模块间的接口及人机界面等。数据结构设计包括数据特征的描述、确定数据的结构特性、以及数据库的设计。本设计是指导详细设计和项目实施的重要指导性文件，也是进行系统集成测试的重要依据。</w:t>
+      </w:r>
+    </w:p>
+    <w:p>
+      <w:pPr>
+        <w:spacing w:after="200" w:line="276" w:lineRule="auto"/>
+        <w:ind w:firstLine="420"/>
+      </w:pPr>
+      <w:r>
+        <w:t>本文档涵盖HAJIMI自动操作助手的整体架构设计、模块划分、E-R实体设计、用户界面设计、核心算法机制、API接口规格、数据库物理模型及运行部署方案，确保从需求分析到编码实现的平滑过渡。</w:t>
+      </w:r>
+    </w:p>
+    <w:p>
+      <w:pPr>
+        <w:pStyle w:val="5"/>
+      </w:pPr>
+      <w:r>
+        <w:rPr>
+          <w:rFonts w:ascii="黑体" w:hAnsi="黑体" w:eastAsia="黑体"/>
+          <w:sz w:val="26"/>
+        </w:rPr>
+        <w:t>二、读者对象</w:t>
       </w:r>
     </w:p>
     <w:p>
@@ -1395,7 +2025,7 @@
           <w:szCs w:val="22"/>
           <w:lang w:val="en-US" w:eastAsia="en-US" w:bidi="ar-SA"/>
         </w:rPr>
-        <w:t xml:space="preserve">    二、读者对象</w:t>
+        <w:t>该文档的读者为用户代表、软件分析人员、开发管理人员和测试人员。</w:t>
       </w:r>
     </w:p>
     <w:p>
@@ -1409,7 +2039,7 @@
           <w:szCs w:val="22"/>
           <w:lang w:val="en-US" w:eastAsia="en-US" w:bidi="ar-SA"/>
         </w:rPr>
-        <w:t xml:space="preserve">    三、术语与缩写解释</w:t>
+        <w:t>（1）用户代表：通过本文档了解系统的整体设计方案，确认功能设计是否满足业务需求。</w:t>
       </w:r>
     </w:p>
     <w:p>
@@ -1423,20 +2053,7 @@
           <w:szCs w:val="22"/>
           <w:lang w:val="en-US" w:eastAsia="en-US" w:bidi="ar-SA"/>
         </w:rPr>
-        <w:t xml:space="preserve">    四、参考资料</w:t>
-      </w:r>
-    </w:p>
-    <w:p>
-      <w:pPr>
-        <w:spacing w:after="200" w:line="276" w:lineRule="auto"/>
-      </w:pPr>
-      <w:r>
-        <w:rPr>
-          <w:rFonts w:ascii="黑体" w:hAnsi="黑体" w:eastAsia="黑体"/>
-          <w:b/>
-          <w:sz w:val="24"/>
-        </w:rPr>
-        <w:t>第二部分 项目概述</w:t>
+        <w:t>（2）软件分析人员：依据本文档进行详细设计，细化各模块的内部实现逻辑。</w:t>
       </w:r>
     </w:p>
     <w:p>
@@ -1450,7 +2067,7 @@
           <w:szCs w:val="22"/>
           <w:lang w:val="en-US" w:eastAsia="en-US" w:bidi="ar-SA"/>
         </w:rPr>
-        <w:t xml:space="preserve">    一、项目描述</w:t>
+        <w:t>（3）开发管理人员：基于本文档制定开发计划、分配开发任务、跟踪项目进度。</w:t>
       </w:r>
     </w:p>
     <w:p>
@@ -1464,26 +2081,49 @@
           <w:szCs w:val="22"/>
           <w:lang w:val="en-US" w:eastAsia="en-US" w:bidi="ar-SA"/>
         </w:rPr>
-        <w:t xml:space="preserve">    二、项目功能描述</w:t>
-      </w:r>
-    </w:p>
-    <w:p>
-      <w:pPr>
-        <w:spacing w:after="200" w:line="276" w:lineRule="auto"/>
+        <w:t>（4）测试人员：参照本文档编写集成测试用例，验证模块间接口的正确性。</w:t>
+      </w:r>
+    </w:p>
+    <w:p>
+      <w:pPr>
+        <w:pStyle w:val="5"/>
       </w:pPr>
       <w:r>
         <w:rPr>
           <w:rFonts w:ascii="黑体" w:hAnsi="黑体" w:eastAsia="黑体"/>
+          <w:sz w:val="26"/>
+        </w:rPr>
+        <w:t>三、术语与缩写解释</w:t>
+      </w:r>
+    </w:p>
+    <w:p>
+      <w:pPr>
+        <w:spacing w:after="200" w:line="276" w:lineRule="auto"/>
+      </w:pPr>
+      <w:r>
+        <w:t>HAJIMI：Helper Agent Journey Intelligent Memory Interaction的缩写。日语意为"初次/开始"，定位为降低电脑操作门槛的自动操作助手。</w:t>
+      </w:r>
+    </w:p>
+    <w:p>
+      <w:pPr>
+        <w:spacing w:after="200" w:line="276" w:lineRule="auto"/>
+      </w:pPr>
+      <w:r>
+        <w:t>C-S协同架构：系统分为客户端（HAJIMI Client）与服务端（HAJIMI Server）。客户端面向终端用户，负责屏幕感知、交互执行与本地推理；服务端面向管理员，负责数据存储、模板库管理与配置下发。</w:t>
+      </w:r>
+    </w:p>
+    <w:p>
+      <w:pPr>
+        <w:spacing w:after="200" w:line="276" w:lineRule="auto"/>
+      </w:pPr>
+      <w:r>
+        <w:rPr>
+          <w:rFonts w:ascii="宋体" w:hAnsi="宋体" w:eastAsia="宋体"/>
           <w:b/>
           <w:sz w:val="24"/>
         </w:rPr>
-        <w:t>第三部分 设计约束</w:t>
-      </w:r>
-    </w:p>
-    <w:p>
-      <w:pPr>
-        <w:spacing w:after="200" w:line="276" w:lineRule="auto"/>
-      </w:pPr>
+        <w:t>SoM标注图：</w:t>
+      </w:r>
       <w:r>
         <w:rPr>
           <w:rFonts w:ascii="宋体" w:hAnsi="宋体" w:eastAsia="宋体" w:cstheme="minorBidi"/>
@@ -1491,13 +2131,21 @@
           <w:szCs w:val="22"/>
           <w:lang w:val="en-US" w:eastAsia="en-US" w:bidi="ar-SA"/>
         </w:rPr>
-        <w:t xml:space="preserve">    一、需求约束</w:t>
-      </w:r>
-    </w:p>
-    <w:p>
-      <w:pPr>
-        <w:spacing w:after="200" w:line="276" w:lineRule="auto"/>
-      </w:pPr>
+        <w:t>Set-of-Mark标记法。在屏幕截图上为每个可交互元素绘制彩色边界框并标注唯一数字编号（~1,~2,...），帮助多模态大模型精准定位操作目标。</w:t>
+      </w:r>
+    </w:p>
+    <w:p>
+      <w:pPr>
+        <w:spacing w:after="200" w:line="276" w:lineRule="auto"/>
+      </w:pPr>
+      <w:r>
+        <w:rPr>
+          <w:rFonts w:ascii="宋体" w:hAnsi="宋体" w:eastAsia="宋体"/>
+          <w:b/>
+          <w:sz w:val="24"/>
+        </w:rPr>
+        <w:t>意图理解三层消歧：</w:t>
+      </w:r>
       <w:r>
         <w:rPr>
           <w:rFonts w:ascii="宋体" w:hAnsi="宋体" w:eastAsia="宋体" w:cstheme="minorBidi"/>
@@ -1505,26 +2153,21 @@
           <w:szCs w:val="22"/>
           <w:lang w:val="en-US" w:eastAsia="en-US" w:bidi="ar-SA"/>
         </w:rPr>
-        <w:t xml:space="preserve">    二、隐含约束</w:t>
-      </w:r>
-    </w:p>
-    <w:p>
-      <w:pPr>
-        <w:spacing w:after="200" w:line="276" w:lineRule="auto"/>
-      </w:pPr>
-      <w:r>
-        <w:rPr>
-          <w:rFonts w:ascii="黑体" w:hAnsi="黑体" w:eastAsia="黑体"/>
+        <w:t>确保准确理解用户需求的三层机制：结构化解析（提取动词+名词核心目标）、指代消解（将"这个""那个"映射到具体屏幕元素）、主动澄清（置信度&lt;80%时反问用户）。</w:t>
+      </w:r>
+    </w:p>
+    <w:p>
+      <w:pPr>
+        <w:spacing w:after="200" w:line="276" w:lineRule="auto"/>
+      </w:pPr>
+      <w:r>
+        <w:rPr>
+          <w:rFonts w:ascii="宋体" w:hAnsi="宋体" w:eastAsia="宋体"/>
           <w:b/>
           <w:sz w:val="24"/>
         </w:rPr>
-        <w:t>第四部分 HAJIMI系统方案设计</w:t>
-      </w:r>
-    </w:p>
-    <w:p>
-      <w:pPr>
-        <w:spacing w:after="200" w:line="276" w:lineRule="auto"/>
-      </w:pPr>
+        <w:t>任务蓝图（Blueprint）：</w:t>
+      </w:r>
       <w:r>
         <w:rPr>
           <w:rFonts w:ascii="宋体" w:hAnsi="宋体" w:eastAsia="宋体" w:cstheme="minorBidi"/>
@@ -1532,13 +2175,21 @@
           <w:szCs w:val="22"/>
           <w:lang w:val="en-US" w:eastAsia="en-US" w:bidi="ar-SA"/>
         </w:rPr>
-        <w:t xml:space="preserve">    一、安全设计</w:t>
-      </w:r>
-    </w:p>
-    <w:p>
-      <w:pPr>
-        <w:spacing w:after="200" w:line="276" w:lineRule="auto"/>
-      </w:pPr>
+        <w:t>针对复杂操作生成的恒定步骤序列（Constant Steps），生成后锁定，支持状态机监控（生成→待确认→执行中→挂起→恢复→完成/终止）。</w:t>
+      </w:r>
+    </w:p>
+    <w:p>
+      <w:pPr>
+        <w:spacing w:after="200" w:line="276" w:lineRule="auto"/>
+      </w:pPr>
+      <w:r>
+        <w:rPr>
+          <w:rFonts w:ascii="宋体" w:hAnsi="宋体" w:eastAsia="宋体"/>
+          <w:b/>
+          <w:sz w:val="24"/>
+        </w:rPr>
+        <w:t>屏幕指纹（Fingerprint）：</w:t>
+      </w:r>
       <w:r>
         <w:rPr>
           <w:rFonts w:ascii="宋体" w:hAnsi="宋体" w:eastAsia="宋体" w:cstheme="minorBidi"/>
@@ -1546,13 +2197,21 @@
           <w:szCs w:val="22"/>
           <w:lang w:val="en-US" w:eastAsia="en-US" w:bidi="ar-SA"/>
         </w:rPr>
-        <w:t xml:space="preserve">    二、HAJIMI系统相关业务流程</w:t>
-      </w:r>
-    </w:p>
-    <w:p>
-      <w:pPr>
-        <w:spacing w:after="200" w:line="276" w:lineRule="auto"/>
-      </w:pPr>
+        <w:t>不保存完整截图，仅提取窗口句柄、标题哈希、关键元素存在性等结构化特征，用于快速判断屏幕状态变化。</w:t>
+      </w:r>
+    </w:p>
+    <w:p>
+      <w:pPr>
+        <w:spacing w:after="200" w:line="276" w:lineRule="auto"/>
+      </w:pPr>
+      <w:r>
+        <w:rPr>
+          <w:rFonts w:ascii="宋体" w:hAnsi="宋体" w:eastAsia="宋体"/>
+          <w:b/>
+          <w:sz w:val="24"/>
+        </w:rPr>
+        <w:t>二级速度保障：</w:t>
+      </w:r>
       <w:r>
         <w:rPr>
           <w:rFonts w:ascii="宋体" w:hAnsi="宋体" w:eastAsia="宋体" w:cstheme="minorBidi"/>
@@ -1560,13 +2219,21 @@
           <w:szCs w:val="22"/>
           <w:lang w:val="en-US" w:eastAsia="en-US" w:bidi="ar-SA"/>
         </w:rPr>
-        <w:t xml:space="preserve">    三、业务功能概要结构</w:t>
-      </w:r>
-    </w:p>
-    <w:p>
-      <w:pPr>
-        <w:spacing w:after="200" w:line="276" w:lineRule="auto"/>
-      </w:pPr>
+        <w:t>L2快路径（&lt;3秒）→ L3慢路径（5~10秒），根据任务复杂度自动选择最优处理路径，通过规则评分+预留分类器接口实现路由。</w:t>
+      </w:r>
+    </w:p>
+    <w:p>
+      <w:pPr>
+        <w:spacing w:after="200" w:line="276" w:lineRule="auto"/>
+      </w:pPr>
+      <w:r>
+        <w:rPr>
+          <w:rFonts w:ascii="宋体" w:hAnsi="宋体" w:eastAsia="宋体"/>
+          <w:b/>
+          <w:sz w:val="24"/>
+        </w:rPr>
+        <w:t>三条系统红线：</w:t>
+      </w:r>
       <w:r>
         <w:rPr>
           <w:rFonts w:ascii="宋体" w:hAnsi="宋体" w:eastAsia="宋体" w:cstheme="minorBidi"/>
@@ -1574,26 +2241,21 @@
           <w:szCs w:val="22"/>
           <w:lang w:val="en-US" w:eastAsia="en-US" w:bidi="ar-SA"/>
         </w:rPr>
-        <w:t xml:space="preserve">    四、模块定义</w:t>
-      </w:r>
-    </w:p>
-    <w:p>
-      <w:pPr>
-        <w:spacing w:after="200" w:line="276" w:lineRule="auto"/>
-      </w:pPr>
-      <w:r>
-        <w:rPr>
-          <w:rFonts w:ascii="黑体" w:hAnsi="黑体" w:eastAsia="黑体"/>
+        <w:t>不替用户自动操作（物理操作红线）、不扫描私人文件（个人隐私红线）、不跟踪动态视频（实时动态红线）。</w:t>
+      </w:r>
+    </w:p>
+    <w:p>
+      <w:pPr>
+        <w:spacing w:after="200" w:line="276" w:lineRule="auto"/>
+      </w:pPr>
+      <w:r>
+        <w:rPr>
+          <w:rFonts w:ascii="宋体" w:hAnsi="宋体" w:eastAsia="宋体"/>
           <w:b/>
           <w:sz w:val="24"/>
         </w:rPr>
-        <w:t>第五部分 E-R实体设计</w:t>
-      </w:r>
-    </w:p>
-    <w:p>
-      <w:pPr>
-        <w:spacing w:after="200" w:line="276" w:lineRule="auto"/>
-      </w:pPr>
+        <w:t>C-S协同进化：</w:t>
+      </w:r>
       <w:r>
         <w:rPr>
           <w:rFonts w:ascii="宋体" w:hAnsi="宋体" w:eastAsia="宋体" w:cstheme="minorBidi"/>
@@ -1601,13 +2263,21 @@
           <w:szCs w:val="22"/>
           <w:lang w:val="en-US" w:eastAsia="en-US" w:bidi="ar-SA"/>
         </w:rPr>
-        <w:t xml:space="preserve">    一、E-R实体结构图</w:t>
-      </w:r>
-    </w:p>
-    <w:p>
-      <w:pPr>
-        <w:spacing w:after="200" w:line="276" w:lineRule="auto"/>
-      </w:pPr>
+        <w:t>客户端上报"有用"蓝图→管理员审核→发布至全局模板库→其他客户端拉取使用，实现"一次学会，全域共享"。</w:t>
+      </w:r>
+    </w:p>
+    <w:p>
+      <w:pPr>
+        <w:spacing w:after="200" w:line="276" w:lineRule="auto"/>
+      </w:pPr>
+      <w:r>
+        <w:rPr>
+          <w:rFonts w:ascii="宋体" w:hAnsi="宋体" w:eastAsia="宋体"/>
+          <w:b/>
+          <w:sz w:val="24"/>
+        </w:rPr>
+        <w:t>ASR/TTS：</w:t>
+      </w:r>
       <w:r>
         <w:rPr>
           <w:rFonts w:ascii="宋体" w:hAnsi="宋体" w:eastAsia="宋体" w:cstheme="minorBidi"/>
@@ -1615,7 +2285,27 @@
           <w:szCs w:val="22"/>
           <w:lang w:val="en-US" w:eastAsia="en-US" w:bidi="ar-SA"/>
         </w:rPr>
-        <w:t xml:space="preserve">    二、实体描述</w:t>
+        <w:t>ASR（Automatic Speech Recognition）语音转文字；TTS（Text-to-Speech）文字转语音播报。</w:t>
+      </w:r>
+    </w:p>
+    <w:p>
+      <w:pPr>
+        <w:pStyle w:val="5"/>
+      </w:pPr>
+      <w:r>
+        <w:rPr>
+          <w:rFonts w:ascii="黑体" w:hAnsi="黑体" w:eastAsia="黑体"/>
+          <w:sz w:val="26"/>
+        </w:rPr>
+        <w:t>四、参考资料</w:t>
+      </w:r>
+    </w:p>
+    <w:p>
+      <w:pPr>
+        <w:spacing w:after="200" w:line="276" w:lineRule="auto"/>
+      </w:pPr>
+      <w:r>
+        <w:t>（1）《HAJIMI — 自动操作助手 完整设计文档V1》</w:t>
       </w:r>
     </w:p>
     <w:p>
@@ -1629,20 +2319,15 @@
           <w:szCs w:val="22"/>
           <w:lang w:val="en-US" w:eastAsia="en-US" w:bidi="ar-SA"/>
         </w:rPr>
-        <w:t xml:space="preserve">    三、持久化策略与ORM映射</w:t>
-      </w:r>
-    </w:p>
-    <w:p>
-      <w:pPr>
-        <w:spacing w:after="200" w:line="276" w:lineRule="auto"/>
-      </w:pPr>
-      <w:r>
-        <w:rPr>
-          <w:rFonts w:ascii="黑体" w:hAnsi="黑体" w:eastAsia="黑体"/>
-          <w:b/>
-          <w:sz w:val="24"/>
-        </w:rPr>
-        <w:t>第六部分 总体设计</w:t>
+        <w:t>（2）《用户需求分类》（九大核心意图域 × 五种指代方式 × 六种交互模式）</w:t>
+      </w:r>
+    </w:p>
+    <w:p>
+      <w:pPr>
+        <w:spacing w:after="200" w:line="276" w:lineRule="auto"/>
+      </w:pPr>
+      <w:r>
+        <w:t>（3）《自动操作助手项目需求说明书_v2.5》</w:t>
       </w:r>
     </w:p>
     <w:p>
@@ -1656,7 +2341,7 @@
           <w:szCs w:val="22"/>
           <w:lang w:val="en-US" w:eastAsia="en-US" w:bidi="ar-SA"/>
         </w:rPr>
-        <w:t xml:space="preserve">    一、逻辑架构设计</w:t>
+        <w:t>（4）《HAJIMI 团队分工 V1》（成员A/B/C模块划分与接口约定）</w:t>
       </w:r>
     </w:p>
     <w:p>
@@ -1670,7 +2355,7 @@
           <w:szCs w:val="22"/>
           <w:lang w:val="en-US" w:eastAsia="en-US" w:bidi="ar-SA"/>
         </w:rPr>
-        <w:t xml:space="preserve">    二、物理架构设计</w:t>
+        <w:t>（5）《基于YOLOv5的小目标无人机检测系统概要设计》（样例格式参考）</w:t>
       </w:r>
     </w:p>
     <w:p>
@@ -1684,20 +2369,7 @@
           <w:szCs w:val="22"/>
           <w:lang w:val="en-US" w:eastAsia="en-US" w:bidi="ar-SA"/>
         </w:rPr>
-        <w:t xml:space="preserve">    三、技术架构设计</w:t>
-      </w:r>
-    </w:p>
-    <w:p>
-      <w:pPr>
-        <w:spacing w:after="200" w:line="276" w:lineRule="auto"/>
-      </w:pPr>
-      <w:r>
-        <w:rPr>
-          <w:rFonts w:ascii="黑体" w:hAnsi="黑体" w:eastAsia="黑体"/>
-          <w:b/>
-          <w:sz w:val="24"/>
-        </w:rPr>
-        <w:t>第七部分 用户界面设计</w:t>
+        <w:t>（6）《升学空间站概要设计文档》（软工方向样例格式参考）</w:t>
       </w:r>
     </w:p>
     <w:p>
@@ -1711,130 +2383,6 @@
           <w:szCs w:val="22"/>
           <w:lang w:val="en-US" w:eastAsia="en-US" w:bidi="ar-SA"/>
         </w:rPr>
-        <w:t xml:space="preserve">    一、桌面布局设计</w:t>
-      </w:r>
-    </w:p>
-    <w:p>
-      <w:pPr>
-        <w:spacing w:after="200" w:line="276" w:lineRule="auto"/>
-      </w:pPr>
-      <w:r>
-        <w:rPr>
-          <w:rFonts w:ascii="宋体" w:hAnsi="宋体" w:eastAsia="宋体" w:cstheme="minorBidi"/>
-          <w:sz w:val="24"/>
-          <w:szCs w:val="22"/>
-          <w:lang w:val="en-US" w:eastAsia="en-US" w:bidi="ar-SA"/>
-        </w:rPr>
-        <w:t xml:space="preserve">    二、业务界面风格展示</w:t>
-      </w:r>
-    </w:p>
-    <w:p>
-      <w:pPr>
-        <w:spacing w:after="200" w:line="276" w:lineRule="auto"/>
-      </w:pPr>
-      <w:r>
-        <w:rPr>
-          <w:rFonts w:ascii="黑体" w:hAnsi="黑体" w:eastAsia="黑体"/>
-          <w:b/>
-          <w:sz w:val="24"/>
-        </w:rPr>
-        <w:t>第八部分 算法设计</w:t>
-      </w:r>
-    </w:p>
-    <w:p>
-      <w:pPr>
-        <w:spacing w:after="200" w:line="276" w:lineRule="auto"/>
-      </w:pPr>
-      <w:r>
-        <w:rPr>
-          <w:rFonts w:ascii="宋体" w:hAnsi="宋体" w:eastAsia="宋体" w:cstheme="minorBidi"/>
-          <w:sz w:val="24"/>
-          <w:szCs w:val="22"/>
-          <w:lang w:val="en-US" w:eastAsia="en-US" w:bidi="ar-SA"/>
-        </w:rPr>
-        <w:t xml:space="preserve">    一、运行环境说明</w:t>
-      </w:r>
-    </w:p>
-    <w:p>
-      <w:pPr>
-        <w:spacing w:after="200" w:line="276" w:lineRule="auto"/>
-      </w:pPr>
-      <w:r>
-        <w:rPr>
-          <w:rFonts w:ascii="宋体" w:hAnsi="宋体" w:eastAsia="宋体" w:cstheme="minorBidi"/>
-          <w:sz w:val="24"/>
-          <w:szCs w:val="22"/>
-          <w:lang w:val="en-US" w:eastAsia="en-US" w:bidi="ar-SA"/>
-        </w:rPr>
-        <w:t xml:space="preserve">    二、核心算法说明</w:t>
-      </w:r>
-    </w:p>
-    <w:p>
-      <w:pPr>
-        <w:spacing w:after="200" w:line="276" w:lineRule="auto"/>
-      </w:pPr>
-      <w:r>
-        <w:rPr>
-          <w:rFonts w:ascii="宋体" w:hAnsi="宋体" w:eastAsia="宋体" w:cstheme="minorBidi"/>
-          <w:sz w:val="24"/>
-          <w:szCs w:val="22"/>
-          <w:lang w:val="en-US" w:eastAsia="en-US" w:bidi="ar-SA"/>
-        </w:rPr>
-        <w:t xml:space="preserve">    三、核心模块要求</w:t>
-      </w:r>
-    </w:p>
-    <w:p>
-      <w:pPr>
-        <w:spacing w:after="200" w:line="276" w:lineRule="auto"/>
-      </w:pPr>
-      <w:r>
-        <w:rPr>
-          <w:rFonts w:ascii="黑体" w:hAnsi="黑体" w:eastAsia="黑体"/>
-          <w:b/>
-          <w:sz w:val="24"/>
-        </w:rPr>
-        <w:t>第九部分 运行环境和部署</w:t>
-      </w:r>
-    </w:p>
-    <w:p>
-      <w:pPr>
-        <w:spacing w:after="200" w:line="276" w:lineRule="auto"/>
-      </w:pPr>
-      <w:r>
-        <w:rPr>
-          <w:rFonts w:ascii="宋体" w:hAnsi="宋体" w:eastAsia="宋体" w:cstheme="minorBidi"/>
-          <w:sz w:val="24"/>
-          <w:szCs w:val="22"/>
-          <w:lang w:val="en-US" w:eastAsia="en-US" w:bidi="ar-SA"/>
-        </w:rPr>
-        <w:t xml:space="preserve">    一、运行环境</w:t>
-      </w:r>
-    </w:p>
-    <w:p>
-      <w:pPr>
-        <w:spacing w:after="200" w:line="276" w:lineRule="auto"/>
-      </w:pPr>
-      <w:r>
-        <w:rPr>
-          <w:rFonts w:ascii="宋体" w:hAnsi="宋体" w:eastAsia="宋体" w:cstheme="minorBidi"/>
-          <w:sz w:val="24"/>
-          <w:szCs w:val="22"/>
-          <w:lang w:val="en-US" w:eastAsia="en-US" w:bidi="ar-SA"/>
-        </w:rPr>
-        <w:t xml:space="preserve">    二、系统性能要求</w:t>
-      </w:r>
-    </w:p>
-    <w:p>
-      <w:pPr>
-        <w:spacing w:after="200" w:line="276" w:lineRule="auto"/>
-      </w:pPr>
-      <w:r>
-        <w:rPr>
-          <w:rFonts w:ascii="宋体" w:hAnsi="宋体" w:eastAsia="宋体" w:cstheme="minorBidi"/>
-          <w:sz w:val="24"/>
-          <w:szCs w:val="22"/>
-          <w:lang w:val="en-US" w:eastAsia="en-US" w:bidi="ar-SA"/>
-        </w:rPr>
         <w:br w:type="page"/>
       </w:r>
     </w:p>
@@ -1847,7 +2395,7 @@
           <w:rFonts w:ascii="黑体" w:hAnsi="黑体" w:eastAsia="黑体"/>
           <w:sz w:val="32"/>
         </w:rPr>
-        <w:t>第一部分 引言</w:t>
+        <w:t>第二部分 项目概述</w:t>
       </w:r>
     </w:p>
     <w:p>
@@ -1859,7 +2407,7 @@
           <w:rFonts w:ascii="黑体" w:hAnsi="黑体" w:eastAsia="黑体"/>
           <w:sz w:val="26"/>
         </w:rPr>
-        <w:t>一、编写目的</w:t>
+        <w:t>一、项目描述</w:t>
       </w:r>
     </w:p>
     <w:p>
@@ -1868,491 +2416,7 @@
         <w:ind w:firstLine="420"/>
       </w:pPr>
       <w:r>
-        <w:rPr>
-          <w:rFonts w:ascii="宋体" w:hAnsi="宋体" w:eastAsia="宋体" w:cstheme="minorBidi"/>
-          <w:sz w:val="24"/>
-          <w:szCs w:val="22"/>
-          <w:lang w:val="en-US" w:eastAsia="en-US" w:bidi="ar-SA"/>
-        </w:rPr>
-        <w:t>编写本文档的主要目的是把需求分析得到的用例模型转换为软件结构和数据结构。设计软件结构的具体任务是：将一个复杂系统按功能进行模块划分、建立模块的层次结构及调用关系、确定模块间的接口及人机界面等。数据结构设计包括数据特征的描述、确定数据的结构特性、以及数据库的设计。本设计是指导详细设计和项目实施的重要指导性文件，也是进行系统集成测试的重要依据。</w:t>
-      </w:r>
-    </w:p>
-    <w:p>
-      <w:pPr>
-        <w:spacing w:after="200" w:line="276" w:lineRule="auto"/>
-        <w:ind w:firstLine="420"/>
-      </w:pPr>
-      <w:r>
-        <w:rPr>
-          <w:rFonts w:ascii="宋体" w:hAnsi="宋体" w:eastAsia="宋体" w:cstheme="minorBidi"/>
-          <w:sz w:val="24"/>
-          <w:szCs w:val="22"/>
-          <w:lang w:val="en-US" w:eastAsia="en-US" w:bidi="ar-SA"/>
-        </w:rPr>
-        <w:t>本文档涵盖HAJIMI智能桌面指引助手的整体架构设计、模块划分、E-R实体设计、用户界面设计、核心算法机制、API接口规格、数据库物理模型及运行部署方案，确保从需求分析到编码实现的平滑过渡。</w:t>
-      </w:r>
-    </w:p>
-    <w:p>
-      <w:pPr>
-        <w:pStyle w:val="5"/>
-      </w:pPr>
-      <w:r>
-        <w:rPr>
-          <w:rFonts w:ascii="黑体" w:hAnsi="黑体" w:eastAsia="黑体"/>
-          <w:sz w:val="26"/>
-        </w:rPr>
-        <w:t>二、读者对象</w:t>
-      </w:r>
-    </w:p>
-    <w:p>
-      <w:pPr>
-        <w:spacing w:after="200" w:line="276" w:lineRule="auto"/>
-      </w:pPr>
-      <w:r>
-        <w:rPr>
-          <w:rFonts w:ascii="宋体" w:hAnsi="宋体" w:eastAsia="宋体" w:cstheme="minorBidi"/>
-          <w:sz w:val="24"/>
-          <w:szCs w:val="22"/>
-          <w:lang w:val="en-US" w:eastAsia="en-US" w:bidi="ar-SA"/>
-        </w:rPr>
-        <w:t>该文档的读者为用户代表、软件分析人员、开发管理人员和测试人员。</w:t>
-      </w:r>
-    </w:p>
-    <w:p>
-      <w:pPr>
-        <w:spacing w:after="200" w:line="276" w:lineRule="auto"/>
-      </w:pPr>
-      <w:r>
-        <w:rPr>
-          <w:rFonts w:ascii="宋体" w:hAnsi="宋体" w:eastAsia="宋体" w:cstheme="minorBidi"/>
-          <w:sz w:val="24"/>
-          <w:szCs w:val="22"/>
-          <w:lang w:val="en-US" w:eastAsia="en-US" w:bidi="ar-SA"/>
-        </w:rPr>
-        <w:t>（1）用户代表：通过本文档了解系统的整体设计方案，确认功能设计是否满足业务需求。</w:t>
-      </w:r>
-    </w:p>
-    <w:p>
-      <w:pPr>
-        <w:spacing w:after="200" w:line="276" w:lineRule="auto"/>
-      </w:pPr>
-      <w:r>
-        <w:rPr>
-          <w:rFonts w:ascii="宋体" w:hAnsi="宋体" w:eastAsia="宋体" w:cstheme="minorBidi"/>
-          <w:sz w:val="24"/>
-          <w:szCs w:val="22"/>
-          <w:lang w:val="en-US" w:eastAsia="en-US" w:bidi="ar-SA"/>
-        </w:rPr>
-        <w:t>（2）软件分析人员：依据本文档进行详细设计，细化各模块的内部实现逻辑。</w:t>
-      </w:r>
-    </w:p>
-    <w:p>
-      <w:pPr>
-        <w:spacing w:after="200" w:line="276" w:lineRule="auto"/>
-      </w:pPr>
-      <w:r>
-        <w:rPr>
-          <w:rFonts w:ascii="宋体" w:hAnsi="宋体" w:eastAsia="宋体" w:cstheme="minorBidi"/>
-          <w:sz w:val="24"/>
-          <w:szCs w:val="22"/>
-          <w:lang w:val="en-US" w:eastAsia="en-US" w:bidi="ar-SA"/>
-        </w:rPr>
-        <w:t>（3）开发管理人员：基于本文档制定开发计划、分配开发任务、跟踪项目进度。</w:t>
-      </w:r>
-    </w:p>
-    <w:p>
-      <w:pPr>
-        <w:spacing w:after="200" w:line="276" w:lineRule="auto"/>
-      </w:pPr>
-      <w:r>
-        <w:rPr>
-          <w:rFonts w:ascii="宋体" w:hAnsi="宋体" w:eastAsia="宋体" w:cstheme="minorBidi"/>
-          <w:sz w:val="24"/>
-          <w:szCs w:val="22"/>
-          <w:lang w:val="en-US" w:eastAsia="en-US" w:bidi="ar-SA"/>
-        </w:rPr>
-        <w:t>（4）测试人员：参照本文档编写集成测试用例，验证模块间接口的正确性。</w:t>
-      </w:r>
-    </w:p>
-    <w:p>
-      <w:pPr>
-        <w:pStyle w:val="5"/>
-      </w:pPr>
-      <w:r>
-        <w:rPr>
-          <w:rFonts w:ascii="黑体" w:hAnsi="黑体" w:eastAsia="黑体"/>
-          <w:sz w:val="26"/>
-        </w:rPr>
-        <w:t>三、术语与缩写解释</w:t>
-      </w:r>
-    </w:p>
-    <w:p>
-      <w:pPr>
-        <w:spacing w:after="200" w:line="276" w:lineRule="auto"/>
-      </w:pPr>
-      <w:r>
-        <w:rPr>
-          <w:rFonts w:ascii="宋体" w:hAnsi="宋体" w:eastAsia="宋体"/>
-          <w:b/>
-          <w:sz w:val="24"/>
-        </w:rPr>
-        <w:t>HAJIMI：</w:t>
-      </w:r>
-      <w:r>
-        <w:rPr>
-          <w:rFonts w:ascii="宋体" w:hAnsi="宋体" w:eastAsia="宋体" w:cstheme="minorBidi"/>
-          <w:sz w:val="24"/>
-          <w:szCs w:val="22"/>
-          <w:lang w:val="en-US" w:eastAsia="en-US" w:bidi="ar-SA"/>
-        </w:rPr>
-        <w:t>Helper Agent Journey Intelligent Memory Interaction的缩写。日语意为"初次/开始"，定位为降低电脑操作门槛的智能桌面指引助手。</w:t>
-      </w:r>
-    </w:p>
-    <w:p>
-      <w:pPr>
-        <w:spacing w:after="200" w:line="276" w:lineRule="auto"/>
-      </w:pPr>
-      <w:r>
-        <w:rPr>
-          <w:rFonts w:ascii="宋体" w:hAnsi="宋体" w:eastAsia="宋体"/>
-          <w:b/>
-          <w:sz w:val="24"/>
-        </w:rPr>
-        <w:t>C-S协同架构：</w:t>
-      </w:r>
-      <w:r>
-        <w:rPr>
-          <w:rFonts w:ascii="宋体" w:hAnsi="宋体" w:eastAsia="宋体" w:cstheme="minorBidi"/>
-          <w:sz w:val="24"/>
-          <w:szCs w:val="22"/>
-          <w:lang w:val="en-US" w:eastAsia="en-US" w:bidi="ar-SA"/>
-        </w:rPr>
-        <w:t>系统分为客户端（HAJIMI Client）与服务端（HAJIMI Server）。客户端面向终端用户，负责屏幕感知、交互指引与本地推理；服务端面向管理员，负责数据存储、模板库管理与配置下发。</w:t>
-      </w:r>
-    </w:p>
-    <w:p>
-      <w:pPr>
-        <w:spacing w:after="200" w:line="276" w:lineRule="auto"/>
-      </w:pPr>
-      <w:r>
-        <w:rPr>
-          <w:rFonts w:ascii="宋体" w:hAnsi="宋体" w:eastAsia="宋体"/>
-          <w:b/>
-          <w:sz w:val="24"/>
-        </w:rPr>
-        <w:t>SoM标注图：</w:t>
-      </w:r>
-      <w:r>
-        <w:rPr>
-          <w:rFonts w:ascii="宋体" w:hAnsi="宋体" w:eastAsia="宋体" w:cstheme="minorBidi"/>
-          <w:sz w:val="24"/>
-          <w:szCs w:val="22"/>
-          <w:lang w:val="en-US" w:eastAsia="en-US" w:bidi="ar-SA"/>
-        </w:rPr>
-        <w:t>Set-of-Mark标记法。在屏幕截图上为每个可交互元素绘制彩色边界框并标注唯一数字编号（~1,~2,...），帮助多模态大模型精准定位操作目标。</w:t>
-      </w:r>
-    </w:p>
-    <w:p>
-      <w:pPr>
-        <w:spacing w:after="200" w:line="276" w:lineRule="auto"/>
-      </w:pPr>
-      <w:r>
-        <w:rPr>
-          <w:rFonts w:ascii="宋体" w:hAnsi="宋体" w:eastAsia="宋体"/>
-          <w:b/>
-          <w:sz w:val="24"/>
-        </w:rPr>
-        <w:t>意图理解三层消歧：</w:t>
-      </w:r>
-      <w:r>
-        <w:rPr>
-          <w:rFonts w:ascii="宋体" w:hAnsi="宋体" w:eastAsia="宋体" w:cstheme="minorBidi"/>
-          <w:sz w:val="24"/>
-          <w:szCs w:val="22"/>
-          <w:lang w:val="en-US" w:eastAsia="en-US" w:bidi="ar-SA"/>
-        </w:rPr>
-        <w:t>确保准确理解用户需求的三层机制：结构化解析（提取动词+名词核心目标）、指代消解（将"这个""那个"映射到具体屏幕元素）、主动澄清（置信度&lt;80%时反问用户）。</w:t>
-      </w:r>
-    </w:p>
-    <w:p>
-      <w:pPr>
-        <w:spacing w:after="200" w:line="276" w:lineRule="auto"/>
-      </w:pPr>
-      <w:r>
-        <w:rPr>
-          <w:rFonts w:ascii="宋体" w:hAnsi="宋体" w:eastAsia="宋体"/>
-          <w:b/>
-          <w:sz w:val="24"/>
-        </w:rPr>
-        <w:t>任务蓝图（Blueprint）：</w:t>
-      </w:r>
-      <w:r>
-        <w:rPr>
-          <w:rFonts w:ascii="宋体" w:hAnsi="宋体" w:eastAsia="宋体" w:cstheme="minorBidi"/>
-          <w:sz w:val="24"/>
-          <w:szCs w:val="22"/>
-          <w:lang w:val="en-US" w:eastAsia="en-US" w:bidi="ar-SA"/>
-        </w:rPr>
-        <w:t>针对复杂操作生成的恒定步骤序列（Constant Steps），生成后锁定，支持状态机监控（生成→待确认→执行中→挂起→恢复→完成/终止）。</w:t>
-      </w:r>
-    </w:p>
-    <w:p>
-      <w:pPr>
-        <w:spacing w:after="200" w:line="276" w:lineRule="auto"/>
-      </w:pPr>
-      <w:r>
-        <w:rPr>
-          <w:rFonts w:ascii="宋体" w:hAnsi="宋体" w:eastAsia="宋体"/>
-          <w:b/>
-          <w:sz w:val="24"/>
-        </w:rPr>
-        <w:t>屏幕指纹（Fingerprint）：</w:t>
-      </w:r>
-      <w:r>
-        <w:rPr>
-          <w:rFonts w:ascii="宋体" w:hAnsi="宋体" w:eastAsia="宋体" w:cstheme="minorBidi"/>
-          <w:sz w:val="24"/>
-          <w:szCs w:val="22"/>
-          <w:lang w:val="en-US" w:eastAsia="en-US" w:bidi="ar-SA"/>
-        </w:rPr>
-        <w:t>不保存完整截图，仅提取窗口句柄、标题哈希、关键元素存在性等结构化特征，用于快速判断屏幕状态变化。</w:t>
-      </w:r>
-    </w:p>
-    <w:p>
-      <w:pPr>
-        <w:spacing w:after="200" w:line="276" w:lineRule="auto"/>
-      </w:pPr>
-      <w:r>
-        <w:rPr>
-          <w:rFonts w:ascii="宋体" w:hAnsi="宋体" w:eastAsia="宋体"/>
-          <w:b/>
-          <w:sz w:val="24"/>
-        </w:rPr>
-        <w:t>二级速度保障：</w:t>
-      </w:r>
-      <w:r>
-        <w:rPr>
-          <w:rFonts w:ascii="宋体" w:hAnsi="宋体" w:eastAsia="宋体" w:cstheme="minorBidi"/>
-          <w:sz w:val="24"/>
-          <w:szCs w:val="22"/>
-          <w:lang w:val="en-US" w:eastAsia="en-US" w:bidi="ar-SA"/>
-        </w:rPr>
-        <w:t>L2快路径（&lt;3秒）→ L3慢路径（5~10秒），根据任务复杂度自动选择最优处理路径，通过规则评分+预留分类器接口实现路由。</w:t>
-      </w:r>
-    </w:p>
-    <w:p>
-      <w:pPr>
-        <w:spacing w:after="200" w:line="276" w:lineRule="auto"/>
-      </w:pPr>
-      <w:r>
-        <w:rPr>
-          <w:rFonts w:ascii="宋体" w:hAnsi="宋体" w:eastAsia="宋体"/>
-          <w:b/>
-          <w:sz w:val="24"/>
-        </w:rPr>
-        <w:t>三条系统红线：</w:t>
-      </w:r>
-      <w:r>
-        <w:rPr>
-          <w:rFonts w:ascii="宋体" w:hAnsi="宋体" w:eastAsia="宋体" w:cstheme="minorBidi"/>
-          <w:sz w:val="24"/>
-          <w:szCs w:val="22"/>
-          <w:lang w:val="en-US" w:eastAsia="en-US" w:bidi="ar-SA"/>
-        </w:rPr>
-        <w:t>不替用户自动操作（物理操作红线）、不扫描私人文件（个人隐私红线）、不跟踪动态视频（实时动态红线）。</w:t>
-      </w:r>
-    </w:p>
-    <w:p>
-      <w:pPr>
-        <w:spacing w:after="200" w:line="276" w:lineRule="auto"/>
-      </w:pPr>
-      <w:r>
-        <w:rPr>
-          <w:rFonts w:ascii="宋体" w:hAnsi="宋体" w:eastAsia="宋体"/>
-          <w:b/>
-          <w:sz w:val="24"/>
-        </w:rPr>
-        <w:t>C-S协同进化：</w:t>
-      </w:r>
-      <w:r>
-        <w:rPr>
-          <w:rFonts w:ascii="宋体" w:hAnsi="宋体" w:eastAsia="宋体" w:cstheme="minorBidi"/>
-          <w:sz w:val="24"/>
-          <w:szCs w:val="22"/>
-          <w:lang w:val="en-US" w:eastAsia="en-US" w:bidi="ar-SA"/>
-        </w:rPr>
-        <w:t>客户端上报"有用"蓝图→管理员审核→发布至全局模板库→其他客户端拉取使用，实现"一次学会，全域共享"。</w:t>
-      </w:r>
-    </w:p>
-    <w:p>
-      <w:pPr>
-        <w:spacing w:after="200" w:line="276" w:lineRule="auto"/>
-      </w:pPr>
-      <w:r>
-        <w:rPr>
-          <w:rFonts w:ascii="宋体" w:hAnsi="宋体" w:eastAsia="宋体"/>
-          <w:b/>
-          <w:sz w:val="24"/>
-        </w:rPr>
-        <w:t>ASR/TTS：</w:t>
-      </w:r>
-      <w:r>
-        <w:rPr>
-          <w:rFonts w:ascii="宋体" w:hAnsi="宋体" w:eastAsia="宋体" w:cstheme="minorBidi"/>
-          <w:sz w:val="24"/>
-          <w:szCs w:val="22"/>
-          <w:lang w:val="en-US" w:eastAsia="en-US" w:bidi="ar-SA"/>
-        </w:rPr>
-        <w:t>ASR（Automatic Speech Recognition）语音转文字；TTS（Text-to-Speech）文字转语音播报。</w:t>
-      </w:r>
-    </w:p>
-    <w:p>
-      <w:pPr>
-        <w:pStyle w:val="5"/>
-      </w:pPr>
-      <w:r>
-        <w:rPr>
-          <w:rFonts w:ascii="黑体" w:hAnsi="黑体" w:eastAsia="黑体"/>
-          <w:sz w:val="26"/>
-        </w:rPr>
-        <w:t>四、参考资料</w:t>
-      </w:r>
-    </w:p>
-    <w:p>
-      <w:pPr>
-        <w:spacing w:after="200" w:line="276" w:lineRule="auto"/>
-      </w:pPr>
-      <w:r>
-        <w:rPr>
-          <w:rFonts w:ascii="宋体" w:hAnsi="宋体" w:eastAsia="宋体" w:cstheme="minorBidi"/>
-          <w:sz w:val="24"/>
-          <w:szCs w:val="22"/>
-          <w:lang w:val="en-US" w:eastAsia="en-US" w:bidi="ar-SA"/>
-        </w:rPr>
-        <w:t>（1）《HAJIMI — 智能桌面指引助手 完整设计文档V1》</w:t>
-      </w:r>
-    </w:p>
-    <w:p>
-      <w:pPr>
-        <w:spacing w:after="200" w:line="276" w:lineRule="auto"/>
-      </w:pPr>
-      <w:r>
-        <w:rPr>
-          <w:rFonts w:ascii="宋体" w:hAnsi="宋体" w:eastAsia="宋体" w:cstheme="minorBidi"/>
-          <w:sz w:val="24"/>
-          <w:szCs w:val="22"/>
-          <w:lang w:val="en-US" w:eastAsia="en-US" w:bidi="ar-SA"/>
-        </w:rPr>
-        <w:t>（2）《用户需求分类》（九大核心意图域 × 五种指代方式 × 六种交互模式）</w:t>
-      </w:r>
-    </w:p>
-    <w:p>
-      <w:pPr>
-        <w:spacing w:after="200" w:line="276" w:lineRule="auto"/>
-      </w:pPr>
-      <w:r>
-        <w:rPr>
-          <w:rFonts w:ascii="宋体" w:hAnsi="宋体" w:eastAsia="宋体" w:cstheme="minorBidi"/>
-          <w:sz w:val="24"/>
-          <w:szCs w:val="22"/>
-          <w:lang w:val="en-US" w:eastAsia="en-US" w:bidi="ar-SA"/>
-        </w:rPr>
-        <w:t>（3）《智能桌面指引助手系统项目需求说明书_v2.5》</w:t>
-      </w:r>
-    </w:p>
-    <w:p>
-      <w:pPr>
-        <w:spacing w:after="200" w:line="276" w:lineRule="auto"/>
-      </w:pPr>
-      <w:r>
-        <w:rPr>
-          <w:rFonts w:ascii="宋体" w:hAnsi="宋体" w:eastAsia="宋体" w:cstheme="minorBidi"/>
-          <w:sz w:val="24"/>
-          <w:szCs w:val="22"/>
-          <w:lang w:val="en-US" w:eastAsia="en-US" w:bidi="ar-SA"/>
-        </w:rPr>
-        <w:t>（4）《HAJIMI 团队分工 V1》（成员A/B/C模块划分与接口约定）</w:t>
-      </w:r>
-    </w:p>
-    <w:p>
-      <w:pPr>
-        <w:spacing w:after="200" w:line="276" w:lineRule="auto"/>
-      </w:pPr>
-      <w:r>
-        <w:rPr>
-          <w:rFonts w:ascii="宋体" w:hAnsi="宋体" w:eastAsia="宋体" w:cstheme="minorBidi"/>
-          <w:sz w:val="24"/>
-          <w:szCs w:val="22"/>
-          <w:lang w:val="en-US" w:eastAsia="en-US" w:bidi="ar-SA"/>
-        </w:rPr>
-        <w:t>（5）《基于YOLOv5的小目标无人机检测系统概要设计》（样例格式参考）</w:t>
-      </w:r>
-    </w:p>
-    <w:p>
-      <w:pPr>
-        <w:spacing w:after="200" w:line="276" w:lineRule="auto"/>
-      </w:pPr>
-      <w:r>
-        <w:rPr>
-          <w:rFonts w:ascii="宋体" w:hAnsi="宋体" w:eastAsia="宋体" w:cstheme="minorBidi"/>
-          <w:sz w:val="24"/>
-          <w:szCs w:val="22"/>
-          <w:lang w:val="en-US" w:eastAsia="en-US" w:bidi="ar-SA"/>
-        </w:rPr>
-        <w:t>（6）《升学空间站概要设计文档》（软工方向样例格式参考）</w:t>
-      </w:r>
-    </w:p>
-    <w:p>
-      <w:pPr>
-        <w:spacing w:after="200" w:line="276" w:lineRule="auto"/>
-      </w:pPr>
-      <w:r>
-        <w:rPr>
-          <w:rFonts w:ascii="宋体" w:hAnsi="宋体" w:eastAsia="宋体" w:cstheme="minorBidi"/>
-          <w:sz w:val="24"/>
-          <w:szCs w:val="22"/>
-          <w:lang w:val="en-US" w:eastAsia="en-US" w:bidi="ar-SA"/>
-        </w:rPr>
-        <w:br w:type="page"/>
-      </w:r>
-    </w:p>
-    <w:p>
-      <w:pPr>
-        <w:pStyle w:val="3"/>
-      </w:pPr>
-      <w:r>
-        <w:rPr>
-          <w:rFonts w:ascii="黑体" w:hAnsi="黑体" w:eastAsia="黑体"/>
-          <w:sz w:val="32"/>
-        </w:rPr>
-        <w:t>第二部分 项目概述</w:t>
-      </w:r>
-    </w:p>
-    <w:p>
-      <w:pPr>
-        <w:pStyle w:val="5"/>
-      </w:pPr>
-      <w:r>
-        <w:rPr>
-          <w:rFonts w:ascii="黑体" w:hAnsi="黑体" w:eastAsia="黑体"/>
-          <w:sz w:val="26"/>
-        </w:rPr>
-        <w:t>一、项目描述</w:t>
-      </w:r>
-    </w:p>
-    <w:p>
-      <w:pPr>
-        <w:spacing w:after="200" w:line="276" w:lineRule="auto"/>
-        <w:ind w:firstLine="420"/>
-      </w:pPr>
-      <w:r>
-        <w:rPr>
-          <w:rFonts w:ascii="宋体" w:hAnsi="宋体" w:eastAsia="宋体" w:cstheme="minorBidi"/>
-          <w:sz w:val="24"/>
-          <w:szCs w:val="22"/>
-          <w:lang w:val="en-US" w:eastAsia="en-US" w:bidi="ar-SA"/>
-        </w:rPr>
-        <w:t>HAJIMI是一款面向所有电脑用户（尤其新手用户）的桌面辅助程序。用户通过自然语言（文本/语音）提问，系统理解屏幕内容与用户意图后，给出清晰、安全、分步的操作指引，通过屏幕标注（箭头/高亮/编号）、文字步骤列表、语音播报三种方式同步输出，仅提供指引，不直接操控电脑。</w:t>
+        <w:t>HAJIMI是一款面向所有电脑用户的桌面自动操作程序。V2.2起支持自动执行(点击/输入/双击等6种操作)，经风险评分+红线检测+用户确认后由pyautogui代为操作。同时兼容V1.x指引模式（仅标注不操作）。用户通过自然语言(文本/语音)指令，系统理解屏幕内容后，提供指引，不直接操控电脑。</w:t>
       </w:r>
     </w:p>
     <w:p>
@@ -2442,13 +2506,7 @@
         <w:jc w:val="center"/>
       </w:pPr>
       <w:r>
-        <w:rPr>
-          <w:rFonts w:ascii="宋体" w:hAnsi="宋体" w:eastAsia="宋体" w:cstheme="minorBidi"/>
-          <w:sz w:val="24"/>
-          <w:szCs w:val="22"/>
-          <w:lang w:val="en-US" w:eastAsia="en-US" w:bidi="ar-SA"/>
-        </w:rPr>
-        <w:t>图1 HAJIMI智能桌面指引助手系统项目定位图</w:t>
+        <w:t>图1 HAJIMI自动操作助手系统项目定位图</w:t>
       </w:r>
     </w:p>
     <w:p>
@@ -3342,13 +3400,7 @@
         <w:spacing w:after="200" w:line="276" w:lineRule="auto"/>
       </w:pPr>
       <w:r>
-        <w:rPr>
-          <w:rFonts w:ascii="宋体" w:hAnsi="宋体" w:eastAsia="宋体" w:cstheme="minorBidi"/>
-          <w:sz w:val="24"/>
-          <w:szCs w:val="22"/>
-          <w:lang w:val="en-US" w:eastAsia="en-US" w:bidi="ar-SA"/>
-        </w:rPr>
-        <w:t>（4）系统仅提供指引，不直接操控电脑，任何自动操作请求被红线拦截。</w:t>
+        <w:t>（4）系统支持自动执行操作，执行前经风险评分(1-5级)、红线关键词拦截、用户信任级别三重审核，高风险操作(评分&gt;=4)需用户确认后执行。</w:t>
       </w:r>
     </w:p>
     <w:p>
@@ -8648,12 +8700,6 @@
             <w:insideH w:val="single" w:color="auto" w:sz="4" w:space="0"/>
             <w:insideV w:val="single" w:color="auto" w:sz="4" w:space="0"/>
           </w:tblBorders>
-          <w:tblCellMar>
-            <w:top w:w="0" w:type="dxa"/>
-            <w:left w:w="108" w:type="dxa"/>
-            <w:bottom w:w="0" w:type="dxa"/>
-            <w:right w:w="108" w:type="dxa"/>
-          </w:tblCellMar>
         </w:tblPrEx>
         <w:trPr>
           <w:jc w:val="center"/>
@@ -10786,12 +10832,6 @@
             <w:insideH w:val="single" w:color="auto" w:sz="4" w:space="0"/>
             <w:insideV w:val="single" w:color="auto" w:sz="4" w:space="0"/>
           </w:tblBorders>
-          <w:tblCellMar>
-            <w:top w:w="0" w:type="dxa"/>
-            <w:left w:w="108" w:type="dxa"/>
-            <w:bottom w:w="0" w:type="dxa"/>
-            <w:right w:w="108" w:type="dxa"/>
-          </w:tblCellMar>
         </w:tblPrEx>
         <w:trPr>
           <w:jc w:val="center"/>
@@ -20582,6 +20622,8 @@
               </w:rPr>
               <w:t>公网IP/域名，开放443端口</w:t>
             </w:r>
+            <w:bookmarkStart w:id="0" w:name="_GoBack"/>
+            <w:bookmarkEnd w:id="0"/>
           </w:p>
         </w:tc>
       </w:tr>
@@ -23559,18 +23601,7 @@
           <w:szCs w:val="22"/>
           <w:lang w:val="en-US" w:eastAsia="en-US" w:bidi="ar-SA"/>
         </w:rPr>
-        <w:t>以上性能基于以下假设：(1)客户端满足最低配置；(2)网络延迟&lt;100ms；(3)第三方LLM API在SLA范围</w:t>
-      </w:r>
-      <w:bookmarkStart w:id="0" w:name="_GoBack"/>
-      <w:bookmarkEnd w:id="0"/>
-      <w:r>
-        <w:rPr>
-          <w:rFonts w:ascii="宋体" w:hAnsi="宋体" w:eastAsia="宋体" w:cstheme="minorBidi"/>
-          <w:sz w:val="24"/>
-          <w:szCs w:val="22"/>
-          <w:lang w:val="en-US" w:eastAsia="en-US" w:bidi="ar-SA"/>
-        </w:rPr>
-        <w:t>内(&lt;5s)；(4)L3耗时主要为LLM推理，不计排队等待。</w:t>
+        <w:t>以上性能基于以下假设：(1)客户端满足最低配置；(2)网络延迟&lt;100ms；(3)第三方LLM API在SLA范围内(&lt;5s)；(4)L3耗时主要为LLM推理，不计排队等待。</w:t>
       </w:r>
     </w:p>
     <w:p>
